--- a/Инфокоммуникационные системы и сети/Лабы/Лабораторная работа #7/Лабораторная работа #7.docx
+++ b/Инфокоммуникационные системы и сети/Лабы/Лабораторная работа #7/Лабораторная работа #7.docx
@@ -99,7 +99,39 @@
         <w:ind w:firstLine="708"/>
       </w:pPr>
       <w:r>
-        <w:t xml:space="preserve">Настройте протокол VTP между коммутатором Switch-Server и SwitchClient1. Затем добавьте коммутаторы Switch-Transparent и Switch-Client2 и 23 настройте их соответствующим образом (см. рисунок 1.6). При каждом добавлении нового коммутатора или новой команды необходимо просматривать текущую конфигурацию VLAN коммутаторов с помощью команды show vlan. </w:t>
+        <w:t xml:space="preserve">Настройте протокол VTP между коммутатором </w:t>
+      </w:r>
+      <w:proofErr w:type="spellStart"/>
+      <w:r>
+        <w:t>Switch</w:t>
+      </w:r>
+      <w:proofErr w:type="spellEnd"/>
+      <w:r>
+        <w:t xml:space="preserve">-Server и SwitchClient1. Затем добавьте коммутаторы </w:t>
+      </w:r>
+      <w:proofErr w:type="spellStart"/>
+      <w:r>
+        <w:t>Switch-Transparent</w:t>
+      </w:r>
+      <w:proofErr w:type="spellEnd"/>
+      <w:r>
+        <w:t xml:space="preserve"> и Switch-Client2 и 23 настройте их соответствующим образом (см. рисунок 1.6). При каждом добавлении нового коммутатора или новой команды необходимо просматривать текущую конфигурацию VLAN коммутаторов с помощью команды </w:t>
+      </w:r>
+      <w:proofErr w:type="spellStart"/>
+      <w:r>
+        <w:t>show</w:t>
+      </w:r>
+      <w:proofErr w:type="spellEnd"/>
+      <w:r>
+        <w:t xml:space="preserve"> </w:t>
+      </w:r>
+      <w:proofErr w:type="spellStart"/>
+      <w:r>
+        <w:t>vlan</w:t>
+      </w:r>
+      <w:proofErr w:type="spellEnd"/>
+      <w:r>
+        <w:t xml:space="preserve">. </w:t>
       </w:r>
     </w:p>
     <w:p>
@@ -172,7 +204,87 @@
       </w:r>
       <w:r>
         <w:lastRenderedPageBreak/>
-        <w:t>коммутатор должен остаться в режиме сервера?). Условием проверки является отсутствие связи между хостами, принадлежащими разным VLAN. После настройки VLAN посмотрите текущую конфигурацию сети командами: show running-config, show vlan, show vlan brief, show mac address-table. Результат приведите в отчет.</w:t>
+        <w:t xml:space="preserve">коммутатор должен остаться в режиме сервера?). Условием проверки является отсутствие связи между хостами, принадлежащими разным VLAN. После настройки VLAN посмотрите текущую конфигурацию сети командами: </w:t>
+      </w:r>
+      <w:proofErr w:type="spellStart"/>
+      <w:r>
+        <w:t>show</w:t>
+      </w:r>
+      <w:proofErr w:type="spellEnd"/>
+      <w:r>
+        <w:t xml:space="preserve"> </w:t>
+      </w:r>
+      <w:proofErr w:type="spellStart"/>
+      <w:r>
+        <w:t>running-config</w:t>
+      </w:r>
+      <w:proofErr w:type="spellEnd"/>
+      <w:r>
+        <w:t xml:space="preserve">, </w:t>
+      </w:r>
+      <w:proofErr w:type="spellStart"/>
+      <w:r>
+        <w:t>show</w:t>
+      </w:r>
+      <w:proofErr w:type="spellEnd"/>
+      <w:r>
+        <w:t xml:space="preserve"> </w:t>
+      </w:r>
+      <w:proofErr w:type="spellStart"/>
+      <w:r>
+        <w:t>vlan</w:t>
+      </w:r>
+      <w:proofErr w:type="spellEnd"/>
+      <w:r>
+        <w:t xml:space="preserve">, </w:t>
+      </w:r>
+      <w:proofErr w:type="spellStart"/>
+      <w:r>
+        <w:t>show</w:t>
+      </w:r>
+      <w:proofErr w:type="spellEnd"/>
+      <w:r>
+        <w:t xml:space="preserve"> </w:t>
+      </w:r>
+      <w:proofErr w:type="spellStart"/>
+      <w:r>
+        <w:t>vlan</w:t>
+      </w:r>
+      <w:proofErr w:type="spellEnd"/>
+      <w:r>
+        <w:t xml:space="preserve"> </w:t>
+      </w:r>
+      <w:proofErr w:type="spellStart"/>
+      <w:r>
+        <w:t>brief</w:t>
+      </w:r>
+      <w:proofErr w:type="spellEnd"/>
+      <w:r>
+        <w:t xml:space="preserve">, </w:t>
+      </w:r>
+      <w:proofErr w:type="spellStart"/>
+      <w:r>
+        <w:t>show</w:t>
+      </w:r>
+      <w:proofErr w:type="spellEnd"/>
+      <w:r>
+        <w:t xml:space="preserve"> </w:t>
+      </w:r>
+      <w:proofErr w:type="spellStart"/>
+      <w:r>
+        <w:t>mac</w:t>
+      </w:r>
+      <w:proofErr w:type="spellEnd"/>
+      <w:r>
+        <w:t xml:space="preserve"> </w:t>
+      </w:r>
+      <w:proofErr w:type="spellStart"/>
+      <w:r>
+        <w:t>address-table</w:t>
+      </w:r>
+      <w:proofErr w:type="spellEnd"/>
+      <w:r>
+        <w:t>. Результат приведите в отчет.</w:t>
       </w:r>
     </w:p>
     <w:p>
@@ -193,86 +305,334 @@
           <w:b/>
           <w:bCs w:val="0"/>
         </w:rPr>
-        <w:t xml:space="preserve">Задание №3. Настройка interVLAN routing с помощью маршрутизатора </w:t>
-      </w:r>
-    </w:p>
-    <w:p>
-      <w:pPr>
-        <w:pStyle w:val="a5"/>
-      </w:pPr>
-      <w:r>
-        <w:t>Возьмите за основу топологию сети из задания №2. Измените ip-адреса хостов в соответствии с вариантом (v – номер по списку в журнале) и добавить роутер, как показано на рис. 2.8. Хосты подсети 192.168.(v+1).0 принадлежат VLAN 10, хосты подсети 192.168.(v+2).0 – VLAN 20, а хосты подсети 192.168.(v+3).0 – VLAN 30. Настройте маршрутизацию между VLAN 10, 20 и 30. Условием проверки является наличие связи между хостами, принадлежащими разным VLAN. Просмотрите текущую конфигурацию сети командами: show vlan, show vlan brief, show mac address-table, show ip route. Результат приведите в отчет.</w:t>
-      </w:r>
-    </w:p>
-    <w:p>
-      <w:pPr>
-        <w:pStyle w:val="a5"/>
-      </w:pPr>
-    </w:p>
-    <w:p>
-      <w:pPr>
-        <w:pStyle w:val="a5"/>
+        <w:t xml:space="preserve">Задание №3. Настройка </w:t>
+      </w:r>
+      <w:proofErr w:type="spellStart"/>
+      <w:r>
         <w:rPr>
           <w:b/>
           <w:bCs w:val="0"/>
         </w:rPr>
-      </w:pPr>
+        <w:t>interVLAN</w:t>
+      </w:r>
+      <w:proofErr w:type="spellEnd"/>
       <w:r>
         <w:rPr>
           <w:b/>
           <w:bCs w:val="0"/>
         </w:rPr>
-        <w:t>Задание №4. Настройка interVLAN routing с помощью L3- коммутатора</w:t>
-      </w:r>
-    </w:p>
-    <w:p>
-      <w:pPr>
-        <w:pStyle w:val="a5"/>
-      </w:pPr>
-      <w:r>
-        <w:t xml:space="preserve"> Возьмите за основу топологию сети и задания №3, только вместо маршрутизатора и L2-коммутатора dsw3 поставьте L3-коммутатор. Условием проверки является наличие связи между хостами, принадлежащими разным VLAN. Просмотрите текущую конфигурацию сети командами: show vlan, show vlan brief, show mac address-table, show ip route. Результат приведите в отчет.</w:t>
-      </w:r>
-    </w:p>
-    <w:p>
-      <w:pPr>
-        <w:pStyle w:val="a5"/>
-        <w:ind w:firstLine="0"/>
-      </w:pPr>
-    </w:p>
-    <w:p>
-      <w:pPr>
-        <w:pStyle w:val="a5"/>
-        <w:ind w:firstLine="0"/>
-        <w:jc w:val="center"/>
+        <w:t xml:space="preserve"> </w:t>
+      </w:r>
+      <w:proofErr w:type="spellStart"/>
+      <w:r>
         <w:rPr>
           <w:b/>
           <w:bCs w:val="0"/>
         </w:rPr>
-      </w:pPr>
+        <w:t>routing</w:t>
+      </w:r>
+      <w:proofErr w:type="spellEnd"/>
       <w:r>
         <w:rPr>
           <w:b/>
           <w:bCs w:val="0"/>
         </w:rPr>
-        <w:t>3</w:t>
-      </w:r>
-      <w:r>
+        <w:t xml:space="preserve"> с помощью маршрутизатора </w:t>
+      </w:r>
+    </w:p>
+    <w:p>
+      <w:pPr>
+        <w:pStyle w:val="a5"/>
+      </w:pPr>
+      <w:r>
+        <w:t xml:space="preserve">Возьмите за основу топологию сети из задания №2. Измените </w:t>
+      </w:r>
+      <w:proofErr w:type="spellStart"/>
+      <w:r>
+        <w:t>ip</w:t>
+      </w:r>
+      <w:proofErr w:type="spellEnd"/>
+      <w:r>
+        <w:t xml:space="preserve">-адреса хостов в соответствии с вариантом (v – номер по списку в журнале) и добавить роутер, как показано на рис. 2.8. Хосты подсети 192.168.(v+1).0 принадлежат VLAN 10, хосты подсети 192.168.(v+2).0 – VLAN 20, а хосты подсети 192.168.(v+3).0 – VLAN 30. Настройте маршрутизацию между VLAN 10, 20 и 30. Условием проверки является наличие связи между хостами, принадлежащими разным VLAN. Просмотрите текущую конфигурацию сети командами: </w:t>
+      </w:r>
+      <w:proofErr w:type="spellStart"/>
+      <w:r>
+        <w:t>show</w:t>
+      </w:r>
+      <w:proofErr w:type="spellEnd"/>
+      <w:r>
+        <w:t xml:space="preserve"> </w:t>
+      </w:r>
+      <w:proofErr w:type="spellStart"/>
+      <w:r>
+        <w:t>vlan</w:t>
+      </w:r>
+      <w:proofErr w:type="spellEnd"/>
+      <w:r>
+        <w:t xml:space="preserve">, </w:t>
+      </w:r>
+      <w:proofErr w:type="spellStart"/>
+      <w:r>
+        <w:t>show</w:t>
+      </w:r>
+      <w:proofErr w:type="spellEnd"/>
+      <w:r>
+        <w:t xml:space="preserve"> </w:t>
+      </w:r>
+      <w:proofErr w:type="spellStart"/>
+      <w:r>
+        <w:t>vlan</w:t>
+      </w:r>
+      <w:proofErr w:type="spellEnd"/>
+      <w:r>
+        <w:t xml:space="preserve"> </w:t>
+      </w:r>
+      <w:proofErr w:type="spellStart"/>
+      <w:r>
+        <w:t>brief</w:t>
+      </w:r>
+      <w:proofErr w:type="spellEnd"/>
+      <w:r>
+        <w:t xml:space="preserve">, </w:t>
+      </w:r>
+      <w:proofErr w:type="spellStart"/>
+      <w:r>
+        <w:t>show</w:t>
+      </w:r>
+      <w:proofErr w:type="spellEnd"/>
+      <w:r>
+        <w:t xml:space="preserve"> </w:t>
+      </w:r>
+      <w:proofErr w:type="spellStart"/>
+      <w:r>
+        <w:t>mac</w:t>
+      </w:r>
+      <w:proofErr w:type="spellEnd"/>
+      <w:r>
+        <w:t xml:space="preserve"> </w:t>
+      </w:r>
+      <w:proofErr w:type="spellStart"/>
+      <w:r>
+        <w:t>address-table</w:t>
+      </w:r>
+      <w:proofErr w:type="spellEnd"/>
+      <w:r>
+        <w:t xml:space="preserve">, </w:t>
+      </w:r>
+      <w:proofErr w:type="spellStart"/>
+      <w:r>
+        <w:t>show</w:t>
+      </w:r>
+      <w:proofErr w:type="spellEnd"/>
+      <w:r>
+        <w:t xml:space="preserve"> </w:t>
+      </w:r>
+      <w:proofErr w:type="spellStart"/>
+      <w:r>
+        <w:t>ip</w:t>
+      </w:r>
+      <w:proofErr w:type="spellEnd"/>
+      <w:r>
+        <w:t xml:space="preserve"> </w:t>
+      </w:r>
+      <w:proofErr w:type="spellStart"/>
+      <w:r>
+        <w:t>route</w:t>
+      </w:r>
+      <w:proofErr w:type="spellEnd"/>
+      <w:r>
+        <w:t>. Результат приведите в отчет.</w:t>
+      </w:r>
+    </w:p>
+    <w:p>
+      <w:pPr>
+        <w:pStyle w:val="a5"/>
+      </w:pPr>
+    </w:p>
+    <w:p>
+      <w:pPr>
+        <w:pStyle w:val="a5"/>
         <w:rPr>
           <w:b/>
           <w:bCs w:val="0"/>
         </w:rPr>
-        <w:t xml:space="preserve"> Программа выполнения работы</w:t>
-      </w:r>
-    </w:p>
-    <w:p>
-      <w:pPr>
-        <w:pStyle w:val="a5"/>
-        <w:ind w:firstLine="0"/>
-        <w:jc w:val="center"/>
+      </w:pPr>
+      <w:r>
         <w:rPr>
           <w:b/>
           <w:bCs w:val="0"/>
         </w:rPr>
+        <w:t xml:space="preserve">Задание №4. Настройка </w:t>
+      </w:r>
+      <w:proofErr w:type="spellStart"/>
+      <w:r>
+        <w:rPr>
+          <w:b/>
+          <w:bCs w:val="0"/>
+        </w:rPr>
+        <w:t>interVLAN</w:t>
+      </w:r>
+      <w:proofErr w:type="spellEnd"/>
+      <w:r>
+        <w:rPr>
+          <w:b/>
+          <w:bCs w:val="0"/>
+        </w:rPr>
+        <w:t xml:space="preserve"> </w:t>
+      </w:r>
+      <w:proofErr w:type="spellStart"/>
+      <w:r>
+        <w:rPr>
+          <w:b/>
+          <w:bCs w:val="0"/>
+        </w:rPr>
+        <w:t>routing</w:t>
+      </w:r>
+      <w:proofErr w:type="spellEnd"/>
+      <w:r>
+        <w:rPr>
+          <w:b/>
+          <w:bCs w:val="0"/>
+        </w:rPr>
+        <w:t xml:space="preserve"> с помощью L3- коммутатора</w:t>
+      </w:r>
+    </w:p>
+    <w:p>
+      <w:pPr>
+        <w:pStyle w:val="a5"/>
+      </w:pPr>
+      <w:r>
+        <w:t xml:space="preserve"> Возьмите за основу топологию сети и задания №3, только вместо маршрутизатора и L2-коммутатора dsw3 поставьте L3-коммутатор. Условием проверки является наличие связи между хостами, принадлежащими разным VLAN. Просмотрите текущую конфигурацию сети командами: </w:t>
+      </w:r>
+      <w:proofErr w:type="spellStart"/>
+      <w:r>
+        <w:t>show</w:t>
+      </w:r>
+      <w:proofErr w:type="spellEnd"/>
+      <w:r>
+        <w:t xml:space="preserve"> </w:t>
+      </w:r>
+      <w:proofErr w:type="spellStart"/>
+      <w:r>
+        <w:t>vlan</w:t>
+      </w:r>
+      <w:proofErr w:type="spellEnd"/>
+      <w:r>
+        <w:t xml:space="preserve">, </w:t>
+      </w:r>
+      <w:proofErr w:type="spellStart"/>
+      <w:r>
+        <w:t>show</w:t>
+      </w:r>
+      <w:proofErr w:type="spellEnd"/>
+      <w:r>
+        <w:t xml:space="preserve"> </w:t>
+      </w:r>
+      <w:proofErr w:type="spellStart"/>
+      <w:r>
+        <w:t>vlan</w:t>
+      </w:r>
+      <w:proofErr w:type="spellEnd"/>
+      <w:r>
+        <w:t xml:space="preserve"> </w:t>
+      </w:r>
+      <w:proofErr w:type="spellStart"/>
+      <w:r>
+        <w:t>brief</w:t>
+      </w:r>
+      <w:proofErr w:type="spellEnd"/>
+      <w:r>
+        <w:t xml:space="preserve">, </w:t>
+      </w:r>
+      <w:proofErr w:type="spellStart"/>
+      <w:r>
+        <w:t>show</w:t>
+      </w:r>
+      <w:proofErr w:type="spellEnd"/>
+      <w:r>
+        <w:t xml:space="preserve"> </w:t>
+      </w:r>
+      <w:proofErr w:type="spellStart"/>
+      <w:r>
+        <w:t>mac</w:t>
+      </w:r>
+      <w:proofErr w:type="spellEnd"/>
+      <w:r>
+        <w:t xml:space="preserve"> </w:t>
+      </w:r>
+      <w:proofErr w:type="spellStart"/>
+      <w:r>
+        <w:t>address-table</w:t>
+      </w:r>
+      <w:proofErr w:type="spellEnd"/>
+      <w:r>
+        <w:t xml:space="preserve">, </w:t>
+      </w:r>
+      <w:proofErr w:type="spellStart"/>
+      <w:r>
+        <w:t>show</w:t>
+      </w:r>
+      <w:proofErr w:type="spellEnd"/>
+      <w:r>
+        <w:t xml:space="preserve"> </w:t>
+      </w:r>
+      <w:proofErr w:type="spellStart"/>
+      <w:r>
+        <w:t>ip</w:t>
+      </w:r>
+      <w:proofErr w:type="spellEnd"/>
+      <w:r>
+        <w:t xml:space="preserve"> </w:t>
+      </w:r>
+      <w:proofErr w:type="spellStart"/>
+      <w:r>
+        <w:t>route</w:t>
+      </w:r>
+      <w:proofErr w:type="spellEnd"/>
+      <w:r>
+        <w:t>. Результат приведите в отчет.</w:t>
+      </w:r>
+    </w:p>
+    <w:p>
+      <w:pPr>
+        <w:pStyle w:val="a5"/>
+        <w:ind w:firstLine="0"/>
+      </w:pPr>
+    </w:p>
+    <w:p>
+      <w:pPr>
+        <w:pStyle w:val="a5"/>
+        <w:ind w:firstLine="0"/>
+        <w:jc w:val="center"/>
+        <w:rPr>
+          <w:b/>
+          <w:bCs w:val="0"/>
+        </w:rPr>
+      </w:pPr>
+      <w:r>
+        <w:rPr>
+          <w:b/>
+          <w:bCs w:val="0"/>
+        </w:rPr>
+        <w:t>3</w:t>
+      </w:r>
+      <w:r>
+        <w:rPr>
+          <w:b/>
+          <w:bCs w:val="0"/>
+        </w:rPr>
+        <w:t xml:space="preserve"> Программа выполнения работы</w:t>
+      </w:r>
+    </w:p>
+    <w:p>
+      <w:pPr>
+        <w:pStyle w:val="a5"/>
+        <w:ind w:firstLine="0"/>
+        <w:jc w:val="center"/>
+        <w:rPr>
+          <w:b/>
+          <w:bCs w:val="0"/>
+        </w:rPr>
       </w:pPr>
     </w:p>
     <w:p>
@@ -303,7 +663,23 @@
       </w:pPr>
       <w:r>
         <w:lastRenderedPageBreak/>
-        <w:t xml:space="preserve">3 Исследовать достижимость сетевых узлов путем их пингования. Результаты пингования сохранить для отчета. </w:t>
+        <w:t xml:space="preserve">3 Исследовать достижимость сетевых узлов путем их </w:t>
+      </w:r>
+      <w:proofErr w:type="spellStart"/>
+      <w:r>
+        <w:t>пингования</w:t>
+      </w:r>
+      <w:proofErr w:type="spellEnd"/>
+      <w:r>
+        <w:t xml:space="preserve">. Результаты </w:t>
+      </w:r>
+      <w:proofErr w:type="spellStart"/>
+      <w:r>
+        <w:t>пингования</w:t>
+      </w:r>
+      <w:proofErr w:type="spellEnd"/>
+      <w:r>
+        <w:t xml:space="preserve"> сохранить для отчета. </w:t>
       </w:r>
     </w:p>
     <w:p>
@@ -325,7 +701,15 @@
         <w:pStyle w:val="a5"/>
       </w:pPr>
       <w:r>
-        <w:t>5 Исследовать пингованием достижимость сетевых узлов внутри каждой из виртуальных сетей и между виртуальными сетями. После настройки VLAN посмотреть текущую конфигурацию сети командами</w:t>
+        <w:t xml:space="preserve">5 Исследовать </w:t>
+      </w:r>
+      <w:proofErr w:type="spellStart"/>
+      <w:r>
+        <w:t>пингованием</w:t>
+      </w:r>
+      <w:proofErr w:type="spellEnd"/>
+      <w:r>
+        <w:t xml:space="preserve"> достижимость сетевых узлов внутри каждой из виртуальных сетей и между виртуальными сетями. После настройки VLAN посмотреть текущую конфигурацию сети командами</w:t>
       </w:r>
       <w:r>
         <w:t>.</w:t>
@@ -376,14 +760,12 @@
           <w:rFonts w:cs="Times New Roman"/>
           <w:b/>
           <w:szCs w:val="28"/>
-          <w:lang w:val="en-US"/>
         </w:rPr>
       </w:pPr>
       <w:r>
         <w:rPr>
           <w:b/>
           <w:bCs/>
-          <w:lang w:val="en-US"/>
         </w:rPr>
         <w:br w:type="page"/>
       </w:r>
@@ -402,7 +784,6 @@
         <w:rPr>
           <w:b/>
           <w:bCs w:val="0"/>
-          <w:lang w:val="en-US"/>
         </w:rPr>
         <w:lastRenderedPageBreak/>
         <w:t xml:space="preserve">4 </w:t>
@@ -413,6 +794,42 @@
           <w:bCs w:val="0"/>
         </w:rPr>
         <w:t>Ход работы</w:t>
+      </w:r>
+    </w:p>
+    <w:p>
+      <w:pPr>
+        <w:pStyle w:val="a5"/>
+      </w:pPr>
+    </w:p>
+    <w:p>
+      <w:pPr>
+        <w:pStyle w:val="a5"/>
+      </w:pPr>
+      <w:r>
+        <w:t>1. Решение задач для самостоятельного выполнения.</w:t>
+      </w:r>
+    </w:p>
+    <w:p>
+      <w:pPr>
+        <w:pStyle w:val="a5"/>
+      </w:pPr>
+      <w:r>
+        <w:t xml:space="preserve">1.1 Задание 1. Изучение работы протокола </w:t>
+      </w:r>
+      <w:r>
+        <w:rPr>
+          <w:lang w:val="en-US"/>
+        </w:rPr>
+        <w:t>VTP</w:t>
+      </w:r>
+      <w:r>
+        <w:t>.</w:t>
+      </w:r>
+      <w:r>
+        <w:t xml:space="preserve"> </w:t>
+      </w:r>
+      <w:r>
+        <w:t>Создание сети на основе коммутаторов</w:t>
       </w:r>
     </w:p>
     <w:p>
@@ -424,111 +841,26 @@
           <w:rFonts w:cs="Times New Roman"/>
           <w:bCs/>
           <w:szCs w:val="28"/>
-          <w:lang w:val="en-US"/>
-        </w:rPr>
-      </w:pPr>
-      <w:r>
-        <w:rPr>
-          <w:rFonts w:cs="Times New Roman"/>
-          <w:bCs/>
-          <w:szCs w:val="28"/>
-          <w:lang w:val="en-US"/>
-        </w:rPr>
-        <w:tab/>
-      </w:r>
-    </w:p>
-    <w:p>
-      <w:pPr>
-        <w:spacing w:after="160" w:line="278" w:lineRule="auto"/>
-        <w:ind w:firstLine="0"/>
-        <w:jc w:val="left"/>
-        <w:rPr>
-          <w:rFonts w:cs="Times New Roman"/>
-          <w:bCs/>
-          <w:szCs w:val="28"/>
-        </w:rPr>
-      </w:pPr>
-      <w:r>
-        <w:rPr>
-          <w:rFonts w:cs="Times New Roman"/>
-          <w:bCs/>
-          <w:szCs w:val="28"/>
-          <w:lang w:val="en-US"/>
-        </w:rPr>
-        <w:tab/>
-      </w:r>
-      <w:r>
-        <w:rPr>
-          <w:rFonts w:cs="Times New Roman"/>
-          <w:bCs/>
-          <w:szCs w:val="28"/>
-        </w:rPr>
-        <w:t>1. Решение задач для самостоятельного выполнения.</w:t>
-      </w:r>
-    </w:p>
-    <w:p>
-      <w:pPr>
-        <w:spacing w:after="160" w:line="278" w:lineRule="auto"/>
-        <w:ind w:firstLine="708"/>
-        <w:jc w:val="left"/>
-        <w:rPr>
-          <w:rFonts w:cs="Times New Roman"/>
-          <w:bCs/>
-          <w:szCs w:val="28"/>
-        </w:rPr>
-      </w:pPr>
-      <w:r>
-        <w:rPr>
-          <w:rFonts w:cs="Times New Roman"/>
-          <w:bCs/>
-          <w:szCs w:val="28"/>
-        </w:rPr>
-        <w:t xml:space="preserve">1.1 Задание 1. Изучение работы протокола </w:t>
-      </w:r>
-      <w:r>
-        <w:rPr>
-          <w:rFonts w:cs="Times New Roman"/>
-          <w:bCs/>
-          <w:szCs w:val="28"/>
-          <w:lang w:val="en-US"/>
-        </w:rPr>
-        <w:t>VTP</w:t>
-      </w:r>
-      <w:r>
-        <w:rPr>
-          <w:rFonts w:cs="Times New Roman"/>
-          <w:bCs/>
-          <w:szCs w:val="28"/>
-        </w:rPr>
-        <w:t>.</w:t>
-      </w:r>
-    </w:p>
-    <w:p>
-      <w:pPr>
-        <w:spacing w:after="160" w:line="278" w:lineRule="auto"/>
-        <w:ind w:firstLine="0"/>
-        <w:jc w:val="left"/>
-        <w:rPr>
-          <w:rFonts w:cs="Times New Roman"/>
-          <w:bCs/>
-          <w:szCs w:val="28"/>
-        </w:rPr>
-      </w:pPr>
-    </w:p>
-    <w:p>
-      <w:pPr>
-        <w:pStyle w:val="a5"/>
-        <w:ind w:firstLine="0"/>
-        <w:jc w:val="center"/>
-        <w:rPr>
-          <w:lang w:val="en-US"/>
-        </w:rPr>
-      </w:pPr>
-      <w:r>
+        </w:rPr>
+      </w:pPr>
+    </w:p>
+    <w:p>
+      <w:pPr>
+        <w:pStyle w:val="a5"/>
+        <w:ind w:firstLine="0"/>
+        <w:jc w:val="center"/>
+        <w:rPr>
+          <w:lang w:val="en-US"/>
+        </w:rPr>
+      </w:pPr>
+      <w:r>
+        <w:rPr>
+          <w:noProof/>
+        </w:rPr>
         <w:drawing>
-          <wp:inline distT="0" distB="0" distL="0" distR="0" wp14:anchorId="1994377D" wp14:editId="04650109">
-            <wp:extent cx="5735364" cy="4465675"/>
-            <wp:effectExtent l="0" t="0" r="0" b="0"/>
+          <wp:inline distT="0" distB="0" distL="0" distR="0" wp14:anchorId="1994377D" wp14:editId="0492C060">
+            <wp:extent cx="4355822" cy="3391535"/>
+            <wp:effectExtent l="0" t="0" r="6985" b="0"/>
             <wp:docPr id="1119094475" name="Рисунок 1"/>
             <wp:cNvGraphicFramePr>
               <a:graphicFrameLocks xmlns:a="http://schemas.openxmlformats.org/drawingml/2006/main" noChangeAspect="1"/>
@@ -549,7 +881,7 @@
                   <pic:spPr>
                     <a:xfrm>
                       <a:off x="0" y="0"/>
-                      <a:ext cx="5781660" cy="4501722"/>
+                      <a:ext cx="4410498" cy="3434107"/>
                     </a:xfrm>
                     <a:prstGeom prst="rect">
                       <a:avLst/>
@@ -571,12 +903,14 @@
       <w:r>
         <w:t xml:space="preserve">Рисунок 1.1 – </w:t>
       </w:r>
+      <w:proofErr w:type="spellStart"/>
       <w:r>
         <w:rPr>
           <w:lang w:val="en-US"/>
         </w:rPr>
         <w:t>vlan</w:t>
       </w:r>
+      <w:proofErr w:type="spellEnd"/>
       <w:r>
         <w:t xml:space="preserve"> </w:t>
       </w:r>
@@ -605,13 +939,13 @@
       </w:pPr>
       <w:r>
         <w:rPr>
-          <w:lang w:val="en-US"/>
-        </w:rPr>
-        <w:lastRenderedPageBreak/>
+          <w:noProof/>
+          <w:lang w:val="en-US"/>
+        </w:rPr>
         <w:drawing>
-          <wp:inline distT="0" distB="0" distL="0" distR="0" wp14:anchorId="4C53A80A" wp14:editId="01837E55">
-            <wp:extent cx="5083251" cy="4082902"/>
-            <wp:effectExtent l="0" t="0" r="3175" b="0"/>
+          <wp:inline distT="0" distB="0" distL="0" distR="0" wp14:anchorId="4C53A80A" wp14:editId="665D6F5C">
+            <wp:extent cx="4242391" cy="3407517"/>
+            <wp:effectExtent l="0" t="0" r="6350" b="2540"/>
             <wp:docPr id="1989540642" name="Рисунок 1"/>
             <wp:cNvGraphicFramePr>
               <a:graphicFrameLocks xmlns:a="http://schemas.openxmlformats.org/drawingml/2006/main" noChangeAspect="1"/>
@@ -632,7 +966,7 @@
                   <pic:spPr>
                     <a:xfrm>
                       <a:off x="0" y="0"/>
-                      <a:ext cx="5098416" cy="4095082"/>
+                      <a:ext cx="4268905" cy="3428813"/>
                     </a:xfrm>
                     <a:prstGeom prst="rect">
                       <a:avLst/>
@@ -660,12 +994,14 @@
       <w:r>
         <w:t xml:space="preserve">2 – </w:t>
       </w:r>
+      <w:proofErr w:type="spellStart"/>
       <w:r>
         <w:rPr>
           <w:lang w:val="en-US"/>
         </w:rPr>
         <w:t>vlan</w:t>
       </w:r>
+      <w:proofErr w:type="spellEnd"/>
       <w:r>
         <w:t xml:space="preserve"> </w:t>
       </w:r>
@@ -684,21 +1020,16 @@
         <w:pStyle w:val="a5"/>
         <w:ind w:firstLine="0"/>
         <w:jc w:val="center"/>
-      </w:pPr>
-    </w:p>
-    <w:p>
-      <w:pPr>
-        <w:pStyle w:val="a5"/>
-        <w:ind w:firstLine="0"/>
-        <w:jc w:val="center"/>
-        <w:rPr>
-          <w:lang w:val="en-US"/>
-        </w:rPr>
-      </w:pPr>
-      <w:r>
-        <w:rPr>
-          <w:lang w:val="en-US"/>
-        </w:rPr>
+        <w:rPr>
+          <w:lang w:val="en-US"/>
+        </w:rPr>
+      </w:pPr>
+      <w:r>
+        <w:rPr>
+          <w:noProof/>
+          <w:lang w:val="en-US"/>
+        </w:rPr>
+        <w:lastRenderedPageBreak/>
         <w:drawing>
           <wp:inline distT="0" distB="0" distL="0" distR="0" wp14:anchorId="395B0477" wp14:editId="6C783DA0">
             <wp:extent cx="4745128" cy="4242391"/>
@@ -772,6 +1103,9 @@
         <w:jc w:val="center"/>
       </w:pPr>
       <w:r>
+        <w:rPr>
+          <w:noProof/>
+        </w:rPr>
         <w:drawing>
           <wp:inline distT="0" distB="0" distL="0" distR="0" wp14:anchorId="2356787F" wp14:editId="36E1BC2C">
             <wp:extent cx="6079805" cy="2626242"/>
@@ -824,12 +1158,14 @@
       <w:r>
         <w:t xml:space="preserve">4 – сравнение </w:t>
       </w:r>
+      <w:proofErr w:type="spellStart"/>
       <w:r>
         <w:rPr>
           <w:lang w:val="en-US"/>
         </w:rPr>
         <w:t>vlan</w:t>
       </w:r>
+      <w:proofErr w:type="spellEnd"/>
       <w:r>
         <w:t xml:space="preserve"> </w:t>
       </w:r>
@@ -873,12 +1209,14 @@
       </w:pPr>
       <w:r>
         <w:rPr>
-          <w:lang w:val="en-US"/>
-        </w:rPr>
+          <w:noProof/>
+          <w:lang w:val="en-US"/>
+        </w:rPr>
+        <w:lastRenderedPageBreak/>
         <w:drawing>
-          <wp:inline distT="0" distB="0" distL="0" distR="0" wp14:anchorId="573B9007" wp14:editId="4331A67A">
-            <wp:extent cx="4985264" cy="4848446"/>
-            <wp:effectExtent l="0" t="0" r="6350" b="0"/>
+          <wp:inline distT="0" distB="0" distL="0" distR="0" wp14:anchorId="573B9007" wp14:editId="7D0C7AA9">
+            <wp:extent cx="4274644" cy="4157330"/>
+            <wp:effectExtent l="0" t="0" r="0" b="0"/>
             <wp:docPr id="909231820" name="Рисунок 1"/>
             <wp:cNvGraphicFramePr>
               <a:graphicFrameLocks xmlns:a="http://schemas.openxmlformats.org/drawingml/2006/main" noChangeAspect="1"/>
@@ -899,7 +1237,7 @@
                   <pic:spPr>
                     <a:xfrm>
                       <a:off x="0" y="0"/>
-                      <a:ext cx="4997895" cy="4860731"/>
+                      <a:ext cx="4291002" cy="4173239"/>
                     </a:xfrm>
                     <a:prstGeom prst="rect">
                       <a:avLst/>
@@ -960,11 +1298,13 @@
         <w:jc w:val="center"/>
       </w:pPr>
       <w:r>
-        <w:lastRenderedPageBreak/>
+        <w:rPr>
+          <w:noProof/>
+        </w:rPr>
         <w:drawing>
-          <wp:inline distT="0" distB="0" distL="0" distR="0" wp14:anchorId="4E7B5465" wp14:editId="0BCF7548">
-            <wp:extent cx="5940425" cy="4460240"/>
-            <wp:effectExtent l="0" t="0" r="3175" b="0"/>
+          <wp:inline distT="0" distB="0" distL="0" distR="0" wp14:anchorId="4E7B5465" wp14:editId="62A4FBB6">
+            <wp:extent cx="5348177" cy="4015563"/>
+            <wp:effectExtent l="0" t="0" r="5080" b="4445"/>
             <wp:docPr id="1842048398" name="Рисунок 1"/>
             <wp:cNvGraphicFramePr>
               <a:graphicFrameLocks xmlns:a="http://schemas.openxmlformats.org/drawingml/2006/main" noChangeAspect="1"/>
@@ -985,7 +1325,7 @@
                   <pic:spPr>
                     <a:xfrm>
                       <a:off x="0" y="0"/>
-                      <a:ext cx="5940425" cy="4460240"/>
+                      <a:ext cx="5349989" cy="4016923"/>
                     </a:xfrm>
                     <a:prstGeom prst="rect">
                       <a:avLst/>
@@ -1007,12 +1347,14 @@
       <w:r>
         <w:t xml:space="preserve">Рисунок 1.6 – проверка таблицы </w:t>
       </w:r>
+      <w:proofErr w:type="spellStart"/>
       <w:r>
         <w:rPr>
           <w:lang w:val="en-US"/>
         </w:rPr>
         <w:t>vlan</w:t>
       </w:r>
+      <w:proofErr w:type="spellEnd"/>
       <w:r>
         <w:t xml:space="preserve"> </w:t>
       </w:r>
@@ -1039,11 +1381,9 @@
       <w:pPr>
         <w:pStyle w:val="a5"/>
         <w:ind w:firstLine="0"/>
-        <w:rPr>
-          <w:lang w:val="en-US"/>
-        </w:rPr>
-      </w:pPr>
-      <w:r>
+      </w:pPr>
+      <w:r>
+        <w:lastRenderedPageBreak/>
         <w:tab/>
         <w:t xml:space="preserve">1.2 Задание 2. Настройка </w:t>
       </w:r>
@@ -1053,6 +1393,1413 @@
         </w:rPr>
         <w:t>VLAN</w:t>
       </w:r>
+    </w:p>
+    <w:p>
+      <w:pPr>
+        <w:pStyle w:val="a5"/>
+        <w:ind w:firstLine="0"/>
+      </w:pPr>
+    </w:p>
+    <w:p>
+      <w:pPr>
+        <w:pStyle w:val="a5"/>
+        <w:ind w:firstLine="0"/>
+        <w:jc w:val="center"/>
+        <w:rPr>
+          <w:lang w:val="en-US"/>
+        </w:rPr>
+      </w:pPr>
+      <w:r>
+        <w:drawing>
+          <wp:inline distT="0" distB="0" distL="0" distR="0" wp14:anchorId="11ECB7F3" wp14:editId="3D417003">
+            <wp:extent cx="3063141" cy="3689497"/>
+            <wp:effectExtent l="0" t="0" r="4445" b="6350"/>
+            <wp:docPr id="978458301" name="Рисунок 1"/>
+            <wp:cNvGraphicFramePr>
+              <a:graphicFrameLocks xmlns:a="http://schemas.openxmlformats.org/drawingml/2006/main" noChangeAspect="1"/>
+            </wp:cNvGraphicFramePr>
+            <a:graphic xmlns:a="http://schemas.openxmlformats.org/drawingml/2006/main">
+              <a:graphicData uri="http://schemas.openxmlformats.org/drawingml/2006/picture">
+                <pic:pic xmlns:pic="http://schemas.openxmlformats.org/drawingml/2006/picture">
+                  <pic:nvPicPr>
+                    <pic:cNvPr id="978458301" name=""/>
+                    <pic:cNvPicPr/>
+                  </pic:nvPicPr>
+                  <pic:blipFill>
+                    <a:blip r:embed="rId10"/>
+                    <a:stretch>
+                      <a:fillRect/>
+                    </a:stretch>
+                  </pic:blipFill>
+                  <pic:spPr>
+                    <a:xfrm>
+                      <a:off x="0" y="0"/>
+                      <a:ext cx="3066230" cy="3693217"/>
+                    </a:xfrm>
+                    <a:prstGeom prst="rect">
+                      <a:avLst/>
+                    </a:prstGeom>
+                  </pic:spPr>
+                </pic:pic>
+              </a:graphicData>
+            </a:graphic>
+          </wp:inline>
+        </w:drawing>
+      </w:r>
+    </w:p>
+    <w:p>
+      <w:pPr>
+        <w:pStyle w:val="a5"/>
+        <w:ind w:firstLine="0"/>
+        <w:jc w:val="center"/>
+      </w:pPr>
+      <w:r>
+        <w:t xml:space="preserve">Рисунок </w:t>
+      </w:r>
+      <w:r>
+        <w:t>1.7 – Схема для задания 2</w:t>
+      </w:r>
+    </w:p>
+    <w:p>
+      <w:pPr>
+        <w:pStyle w:val="a5"/>
+        <w:ind w:firstLine="0"/>
+        <w:jc w:val="center"/>
+      </w:pPr>
+    </w:p>
+    <w:p>
+      <w:pPr>
+        <w:pStyle w:val="a5"/>
+        <w:ind w:firstLine="0"/>
+        <w:jc w:val="center"/>
+      </w:pPr>
+      <w:r>
+        <w:drawing>
+          <wp:inline distT="0" distB="0" distL="0" distR="0" wp14:anchorId="11BF1B4D" wp14:editId="7ED30C0C">
+            <wp:extent cx="4720856" cy="2259627"/>
+            <wp:effectExtent l="0" t="0" r="3810" b="7620"/>
+            <wp:docPr id="1525953530" name="Рисунок 1"/>
+            <wp:cNvGraphicFramePr>
+              <a:graphicFrameLocks xmlns:a="http://schemas.openxmlformats.org/drawingml/2006/main" noChangeAspect="1"/>
+            </wp:cNvGraphicFramePr>
+            <a:graphic xmlns:a="http://schemas.openxmlformats.org/drawingml/2006/main">
+              <a:graphicData uri="http://schemas.openxmlformats.org/drawingml/2006/picture">
+                <pic:pic xmlns:pic="http://schemas.openxmlformats.org/drawingml/2006/picture">
+                  <pic:nvPicPr>
+                    <pic:cNvPr id="1525953530" name=""/>
+                    <pic:cNvPicPr/>
+                  </pic:nvPicPr>
+                  <pic:blipFill>
+                    <a:blip r:embed="rId11"/>
+                    <a:stretch>
+                      <a:fillRect/>
+                    </a:stretch>
+                  </pic:blipFill>
+                  <pic:spPr>
+                    <a:xfrm>
+                      <a:off x="0" y="0"/>
+                      <a:ext cx="4726287" cy="2262226"/>
+                    </a:xfrm>
+                    <a:prstGeom prst="rect">
+                      <a:avLst/>
+                    </a:prstGeom>
+                  </pic:spPr>
+                </pic:pic>
+              </a:graphicData>
+            </a:graphic>
+          </wp:inline>
+        </w:drawing>
+      </w:r>
+    </w:p>
+    <w:p>
+      <w:pPr>
+        <w:pStyle w:val="a5"/>
+        <w:ind w:firstLine="0"/>
+        <w:jc w:val="center"/>
+      </w:pPr>
+      <w:r>
+        <w:drawing>
+          <wp:inline distT="0" distB="0" distL="0" distR="0" wp14:anchorId="6CF86339" wp14:editId="2E6380B5">
+            <wp:extent cx="2460765" cy="1658679"/>
+            <wp:effectExtent l="0" t="0" r="0" b="0"/>
+            <wp:docPr id="2046192018" name="Рисунок 1"/>
+            <wp:cNvGraphicFramePr>
+              <a:graphicFrameLocks xmlns:a="http://schemas.openxmlformats.org/drawingml/2006/main" noChangeAspect="1"/>
+            </wp:cNvGraphicFramePr>
+            <a:graphic xmlns:a="http://schemas.openxmlformats.org/drawingml/2006/main">
+              <a:graphicData uri="http://schemas.openxmlformats.org/drawingml/2006/picture">
+                <pic:pic xmlns:pic="http://schemas.openxmlformats.org/drawingml/2006/picture">
+                  <pic:nvPicPr>
+                    <pic:cNvPr id="2046192018" name=""/>
+                    <pic:cNvPicPr/>
+                  </pic:nvPicPr>
+                  <pic:blipFill>
+                    <a:blip r:embed="rId12"/>
+                    <a:stretch>
+                      <a:fillRect/>
+                    </a:stretch>
+                  </pic:blipFill>
+                  <pic:spPr>
+                    <a:xfrm>
+                      <a:off x="0" y="0"/>
+                      <a:ext cx="2463987" cy="1660851"/>
+                    </a:xfrm>
+                    <a:prstGeom prst="rect">
+                      <a:avLst/>
+                    </a:prstGeom>
+                  </pic:spPr>
+                </pic:pic>
+              </a:graphicData>
+            </a:graphic>
+          </wp:inline>
+        </w:drawing>
+      </w:r>
+    </w:p>
+    <w:p>
+      <w:pPr>
+        <w:pStyle w:val="a5"/>
+        <w:ind w:firstLine="0"/>
+        <w:jc w:val="center"/>
+      </w:pPr>
+      <w:r>
+        <w:t xml:space="preserve">Рисунок 1.8 – </w:t>
+      </w:r>
+      <w:proofErr w:type="spellStart"/>
+      <w:r>
+        <w:rPr>
+          <w:lang w:val="en-US"/>
+        </w:rPr>
+        <w:t>vlan</w:t>
+      </w:r>
+      <w:proofErr w:type="spellEnd"/>
+      <w:r>
+        <w:t xml:space="preserve"> </w:t>
+      </w:r>
+      <w:r>
+        <w:t xml:space="preserve">и </w:t>
+      </w:r>
+      <w:r>
+        <w:rPr>
+          <w:lang w:val="en-US"/>
+        </w:rPr>
+        <w:t>mac</w:t>
+      </w:r>
+      <w:r>
+        <w:t>-</w:t>
+      </w:r>
+      <w:r>
+        <w:t xml:space="preserve">адреса для </w:t>
+      </w:r>
+      <w:r>
+        <w:rPr>
+          <w:lang w:val="en-US"/>
+        </w:rPr>
+        <w:t>Switch</w:t>
+      </w:r>
+      <w:r>
+        <w:t>-</w:t>
+      </w:r>
+      <w:r>
+        <w:rPr>
+          <w:lang w:val="en-US"/>
+        </w:rPr>
+        <w:t>Server</w:t>
+      </w:r>
+      <w:r>
+        <w:t xml:space="preserve"> </w:t>
+      </w:r>
+      <w:r>
+        <w:t>коммутатора</w:t>
+      </w:r>
+    </w:p>
+    <w:p>
+      <w:pPr>
+        <w:pStyle w:val="a5"/>
+        <w:ind w:firstLine="0"/>
+        <w:jc w:val="center"/>
+        <w:rPr>
+          <w:lang w:val="en-US"/>
+        </w:rPr>
+      </w:pPr>
+      <w:r>
+        <w:rPr>
+          <w:lang w:val="en-US"/>
+        </w:rPr>
+        <w:lastRenderedPageBreak/>
+        <w:drawing>
+          <wp:inline distT="0" distB="0" distL="0" distR="0" wp14:anchorId="04853633" wp14:editId="057D04FE">
+            <wp:extent cx="5325218" cy="2429214"/>
+            <wp:effectExtent l="0" t="0" r="8890" b="9525"/>
+            <wp:docPr id="1928290087" name="Рисунок 1"/>
+            <wp:cNvGraphicFramePr>
+              <a:graphicFrameLocks xmlns:a="http://schemas.openxmlformats.org/drawingml/2006/main" noChangeAspect="1"/>
+            </wp:cNvGraphicFramePr>
+            <a:graphic xmlns:a="http://schemas.openxmlformats.org/drawingml/2006/main">
+              <a:graphicData uri="http://schemas.openxmlformats.org/drawingml/2006/picture">
+                <pic:pic xmlns:pic="http://schemas.openxmlformats.org/drawingml/2006/picture">
+                  <pic:nvPicPr>
+                    <pic:cNvPr id="1928290087" name=""/>
+                    <pic:cNvPicPr/>
+                  </pic:nvPicPr>
+                  <pic:blipFill>
+                    <a:blip r:embed="rId13"/>
+                    <a:stretch>
+                      <a:fillRect/>
+                    </a:stretch>
+                  </pic:blipFill>
+                  <pic:spPr>
+                    <a:xfrm>
+                      <a:off x="0" y="0"/>
+                      <a:ext cx="5325218" cy="2429214"/>
+                    </a:xfrm>
+                    <a:prstGeom prst="rect">
+                      <a:avLst/>
+                    </a:prstGeom>
+                  </pic:spPr>
+                </pic:pic>
+              </a:graphicData>
+            </a:graphic>
+          </wp:inline>
+        </w:drawing>
+      </w:r>
+    </w:p>
+    <w:p>
+      <w:pPr>
+        <w:pStyle w:val="a5"/>
+        <w:ind w:firstLine="0"/>
+        <w:jc w:val="center"/>
+      </w:pPr>
+      <w:r>
+        <w:drawing>
+          <wp:inline distT="0" distB="0" distL="0" distR="0" wp14:anchorId="0581D686" wp14:editId="610F773F">
+            <wp:extent cx="3019846" cy="1619476"/>
+            <wp:effectExtent l="0" t="0" r="9525" b="0"/>
+            <wp:docPr id="897712936" name="Рисунок 1"/>
+            <wp:cNvGraphicFramePr>
+              <a:graphicFrameLocks xmlns:a="http://schemas.openxmlformats.org/drawingml/2006/main" noChangeAspect="1"/>
+            </wp:cNvGraphicFramePr>
+            <a:graphic xmlns:a="http://schemas.openxmlformats.org/drawingml/2006/main">
+              <a:graphicData uri="http://schemas.openxmlformats.org/drawingml/2006/picture">
+                <pic:pic xmlns:pic="http://schemas.openxmlformats.org/drawingml/2006/picture">
+                  <pic:nvPicPr>
+                    <pic:cNvPr id="897712936" name=""/>
+                    <pic:cNvPicPr/>
+                  </pic:nvPicPr>
+                  <pic:blipFill>
+                    <a:blip r:embed="rId14"/>
+                    <a:stretch>
+                      <a:fillRect/>
+                    </a:stretch>
+                  </pic:blipFill>
+                  <pic:spPr>
+                    <a:xfrm>
+                      <a:off x="0" y="0"/>
+                      <a:ext cx="3019846" cy="1619476"/>
+                    </a:xfrm>
+                    <a:prstGeom prst="rect">
+                      <a:avLst/>
+                    </a:prstGeom>
+                  </pic:spPr>
+                </pic:pic>
+              </a:graphicData>
+            </a:graphic>
+          </wp:inline>
+        </w:drawing>
+      </w:r>
+    </w:p>
+    <w:p>
+      <w:pPr>
+        <w:pStyle w:val="a5"/>
+        <w:ind w:firstLine="0"/>
+        <w:jc w:val="center"/>
+      </w:pPr>
+      <w:r>
+        <w:t>Рисунок 1.</w:t>
+      </w:r>
+      <w:r>
+        <w:t>9</w:t>
+      </w:r>
+      <w:r>
+        <w:t xml:space="preserve"> – </w:t>
+      </w:r>
+      <w:proofErr w:type="spellStart"/>
+      <w:r>
+        <w:rPr>
+          <w:lang w:val="en-US"/>
+        </w:rPr>
+        <w:t>vlan</w:t>
+      </w:r>
+      <w:proofErr w:type="spellEnd"/>
+      <w:r>
+        <w:t xml:space="preserve"> </w:t>
+      </w:r>
+      <w:r>
+        <w:t xml:space="preserve">и </w:t>
+      </w:r>
+      <w:r>
+        <w:rPr>
+          <w:lang w:val="en-US"/>
+        </w:rPr>
+        <w:t>mac</w:t>
+      </w:r>
+      <w:r>
+        <w:t>-</w:t>
+      </w:r>
+      <w:r>
+        <w:t xml:space="preserve">адреса для </w:t>
+      </w:r>
+      <w:r>
+        <w:rPr>
+          <w:lang w:val="en-US"/>
+        </w:rPr>
+        <w:t>Switch</w:t>
+      </w:r>
+      <w:r>
+        <w:t>-</w:t>
+      </w:r>
+      <w:r>
+        <w:rPr>
+          <w:lang w:val="en-US"/>
+        </w:rPr>
+        <w:t>Client</w:t>
+      </w:r>
+      <w:r>
+        <w:t>1</w:t>
+      </w:r>
+      <w:r>
+        <w:t xml:space="preserve"> </w:t>
+      </w:r>
+      <w:r>
+        <w:t>коммутатора</w:t>
+      </w:r>
+    </w:p>
+    <w:p>
+      <w:pPr>
+        <w:pStyle w:val="a5"/>
+        <w:ind w:firstLine="0"/>
+      </w:pPr>
+    </w:p>
+    <w:p>
+      <w:pPr>
+        <w:pStyle w:val="a5"/>
+        <w:ind w:firstLine="0"/>
+        <w:jc w:val="center"/>
+        <w:rPr>
+          <w:lang w:val="en-US"/>
+        </w:rPr>
+      </w:pPr>
+      <w:r>
+        <w:rPr>
+          <w:lang w:val="en-US"/>
+        </w:rPr>
+        <w:drawing>
+          <wp:inline distT="0" distB="0" distL="0" distR="0" wp14:anchorId="303D3302" wp14:editId="36DAB1C3">
+            <wp:extent cx="5306165" cy="2410161"/>
+            <wp:effectExtent l="0" t="0" r="8890" b="9525"/>
+            <wp:docPr id="987150640" name="Рисунок 1"/>
+            <wp:cNvGraphicFramePr>
+              <a:graphicFrameLocks xmlns:a="http://schemas.openxmlformats.org/drawingml/2006/main" noChangeAspect="1"/>
+            </wp:cNvGraphicFramePr>
+            <a:graphic xmlns:a="http://schemas.openxmlformats.org/drawingml/2006/main">
+              <a:graphicData uri="http://schemas.openxmlformats.org/drawingml/2006/picture">
+                <pic:pic xmlns:pic="http://schemas.openxmlformats.org/drawingml/2006/picture">
+                  <pic:nvPicPr>
+                    <pic:cNvPr id="987150640" name=""/>
+                    <pic:cNvPicPr/>
+                  </pic:nvPicPr>
+                  <pic:blipFill>
+                    <a:blip r:embed="rId15"/>
+                    <a:stretch>
+                      <a:fillRect/>
+                    </a:stretch>
+                  </pic:blipFill>
+                  <pic:spPr>
+                    <a:xfrm>
+                      <a:off x="0" y="0"/>
+                      <a:ext cx="5306165" cy="2410161"/>
+                    </a:xfrm>
+                    <a:prstGeom prst="rect">
+                      <a:avLst/>
+                    </a:prstGeom>
+                  </pic:spPr>
+                </pic:pic>
+              </a:graphicData>
+            </a:graphic>
+          </wp:inline>
+        </w:drawing>
+      </w:r>
+    </w:p>
+    <w:p>
+      <w:pPr>
+        <w:pStyle w:val="a5"/>
+        <w:ind w:firstLine="0"/>
+        <w:jc w:val="center"/>
+      </w:pPr>
+      <w:r>
+        <w:rPr>
+          <w:lang w:val="en-US"/>
+        </w:rPr>
+        <w:drawing>
+          <wp:inline distT="0" distB="0" distL="0" distR="0" wp14:anchorId="286EA4E0" wp14:editId="37B7E06B">
+            <wp:extent cx="3010320" cy="1629002"/>
+            <wp:effectExtent l="0" t="0" r="0" b="9525"/>
+            <wp:docPr id="1151946271" name="Рисунок 1"/>
+            <wp:cNvGraphicFramePr>
+              <a:graphicFrameLocks xmlns:a="http://schemas.openxmlformats.org/drawingml/2006/main" noChangeAspect="1"/>
+            </wp:cNvGraphicFramePr>
+            <a:graphic xmlns:a="http://schemas.openxmlformats.org/drawingml/2006/main">
+              <a:graphicData uri="http://schemas.openxmlformats.org/drawingml/2006/picture">
+                <pic:pic xmlns:pic="http://schemas.openxmlformats.org/drawingml/2006/picture">
+                  <pic:nvPicPr>
+                    <pic:cNvPr id="1151946271" name=""/>
+                    <pic:cNvPicPr/>
+                  </pic:nvPicPr>
+                  <pic:blipFill>
+                    <a:blip r:embed="rId16"/>
+                    <a:stretch>
+                      <a:fillRect/>
+                    </a:stretch>
+                  </pic:blipFill>
+                  <pic:spPr>
+                    <a:xfrm>
+                      <a:off x="0" y="0"/>
+                      <a:ext cx="3010320" cy="1629002"/>
+                    </a:xfrm>
+                    <a:prstGeom prst="rect">
+                      <a:avLst/>
+                    </a:prstGeom>
+                  </pic:spPr>
+                </pic:pic>
+              </a:graphicData>
+            </a:graphic>
+          </wp:inline>
+        </w:drawing>
+      </w:r>
+    </w:p>
+    <w:p>
+      <w:pPr>
+        <w:pStyle w:val="a5"/>
+        <w:ind w:firstLine="0"/>
+        <w:jc w:val="center"/>
+        <w:rPr>
+          <w:lang w:val="en-US"/>
+        </w:rPr>
+      </w:pPr>
+      <w:r>
+        <w:t>Рисунок 1.</w:t>
+      </w:r>
+      <w:r>
+        <w:t>10</w:t>
+      </w:r>
+      <w:r>
+        <w:t xml:space="preserve"> – </w:t>
+      </w:r>
+      <w:proofErr w:type="spellStart"/>
+      <w:r>
+        <w:rPr>
+          <w:lang w:val="en-US"/>
+        </w:rPr>
+        <w:t>vlan</w:t>
+      </w:r>
+      <w:proofErr w:type="spellEnd"/>
+      <w:r>
+        <w:t xml:space="preserve"> </w:t>
+      </w:r>
+      <w:r>
+        <w:t xml:space="preserve">и </w:t>
+      </w:r>
+      <w:r>
+        <w:rPr>
+          <w:lang w:val="en-US"/>
+        </w:rPr>
+        <w:t>mac</w:t>
+      </w:r>
+      <w:r>
+        <w:t>-</w:t>
+      </w:r>
+      <w:r>
+        <w:t xml:space="preserve">адреса для </w:t>
+      </w:r>
+      <w:r>
+        <w:rPr>
+          <w:lang w:val="en-US"/>
+        </w:rPr>
+        <w:t>Switch</w:t>
+      </w:r>
+      <w:r>
+        <w:t>-</w:t>
+      </w:r>
+      <w:r>
+        <w:rPr>
+          <w:lang w:val="en-US"/>
+        </w:rPr>
+        <w:t>Client</w:t>
+      </w:r>
+      <w:r>
+        <w:t>2</w:t>
+      </w:r>
+      <w:r>
+        <w:t xml:space="preserve"> </w:t>
+      </w:r>
+      <w:r>
+        <w:t>коммутатора</w:t>
+      </w:r>
+    </w:p>
+    <w:p>
+      <w:pPr>
+        <w:pStyle w:val="a5"/>
+        <w:ind w:firstLine="0"/>
+        <w:jc w:val="center"/>
+        <w:rPr>
+          <w:lang w:val="en-US"/>
+        </w:rPr>
+      </w:pPr>
+      <w:r>
+        <w:rPr>
+          <w:lang w:val="en-US"/>
+        </w:rPr>
+        <w:lastRenderedPageBreak/>
+        <w:drawing>
+          <wp:inline distT="0" distB="0" distL="0" distR="0" wp14:anchorId="1DBD3161" wp14:editId="38C9BE7D">
+            <wp:extent cx="2860158" cy="467601"/>
+            <wp:effectExtent l="0" t="0" r="0" b="8890"/>
+            <wp:docPr id="1744312162" name="Рисунок 1"/>
+            <wp:cNvGraphicFramePr>
+              <a:graphicFrameLocks xmlns:a="http://schemas.openxmlformats.org/drawingml/2006/main" noChangeAspect="1"/>
+            </wp:cNvGraphicFramePr>
+            <a:graphic xmlns:a="http://schemas.openxmlformats.org/drawingml/2006/main">
+              <a:graphicData uri="http://schemas.openxmlformats.org/drawingml/2006/picture">
+                <pic:pic xmlns:pic="http://schemas.openxmlformats.org/drawingml/2006/picture">
+                  <pic:nvPicPr>
+                    <pic:cNvPr id="1744312162" name=""/>
+                    <pic:cNvPicPr/>
+                  </pic:nvPicPr>
+                  <pic:blipFill>
+                    <a:blip r:embed="rId17"/>
+                    <a:stretch>
+                      <a:fillRect/>
+                    </a:stretch>
+                  </pic:blipFill>
+                  <pic:spPr>
+                    <a:xfrm>
+                      <a:off x="0" y="0"/>
+                      <a:ext cx="2883150" cy="471360"/>
+                    </a:xfrm>
+                    <a:prstGeom prst="rect">
+                      <a:avLst/>
+                    </a:prstGeom>
+                  </pic:spPr>
+                </pic:pic>
+              </a:graphicData>
+            </a:graphic>
+          </wp:inline>
+        </w:drawing>
+      </w:r>
+    </w:p>
+    <w:p>
+      <w:pPr>
+        <w:pStyle w:val="a5"/>
+        <w:ind w:firstLine="0"/>
+        <w:jc w:val="center"/>
+      </w:pPr>
+      <w:r>
+        <w:t xml:space="preserve">Рисунок 1.11 – тест </w:t>
+      </w:r>
+      <w:proofErr w:type="spellStart"/>
+      <w:r>
+        <w:t>пингованием</w:t>
+      </w:r>
+      <w:proofErr w:type="spellEnd"/>
+    </w:p>
+    <w:p>
+      <w:pPr>
+        <w:pStyle w:val="a5"/>
+        <w:ind w:firstLine="0"/>
+      </w:pPr>
+    </w:p>
+    <w:p>
+      <w:pPr>
+        <w:pStyle w:val="a5"/>
+        <w:ind w:firstLine="0"/>
+      </w:pPr>
+      <w:r>
+        <w:tab/>
+        <w:t>Т.к. ПК1 находиться с Ноутбуком в одной виртуальной сети</w:t>
+      </w:r>
+      <w:r>
+        <w:t xml:space="preserve"> 10</w:t>
+      </w:r>
+      <w:r>
+        <w:t xml:space="preserve">, до него </w:t>
+      </w:r>
+      <w:proofErr w:type="spellStart"/>
+      <w:r>
+        <w:t>пинг</w:t>
+      </w:r>
+      <w:proofErr w:type="spellEnd"/>
+      <w:r>
+        <w:t xml:space="preserve"> доходит, а до ПК4 и ПК3 уже нет, т.к. они состоят в подсетях </w:t>
+      </w:r>
+      <w:r>
+        <w:t>30 и 20 соответственно.</w:t>
+      </w:r>
+    </w:p>
+    <w:p>
+      <w:pPr>
+        <w:pStyle w:val="a5"/>
+        <w:ind w:firstLine="0"/>
+      </w:pPr>
+    </w:p>
+    <w:p>
+      <w:pPr>
+        <w:pStyle w:val="a5"/>
+        <w:rPr>
+          <w:b/>
+          <w:bCs w:val="0"/>
+        </w:rPr>
+      </w:pPr>
+      <w:r>
+        <w:t xml:space="preserve">1.3 Задание 3. </w:t>
+      </w:r>
+      <w:r>
+        <w:t xml:space="preserve">Настройка </w:t>
+      </w:r>
+      <w:proofErr w:type="spellStart"/>
+      <w:r>
+        <w:t>interVLAN</w:t>
+      </w:r>
+      <w:proofErr w:type="spellEnd"/>
+      <w:r>
+        <w:t xml:space="preserve"> </w:t>
+      </w:r>
+      <w:proofErr w:type="spellStart"/>
+      <w:r>
+        <w:t>routing</w:t>
+      </w:r>
+      <w:proofErr w:type="spellEnd"/>
+      <w:r>
+        <w:t xml:space="preserve"> с помощью маршрутизатора</w:t>
+      </w:r>
+      <w:r>
+        <w:rPr>
+          <w:b/>
+          <w:bCs w:val="0"/>
+        </w:rPr>
+        <w:t>.</w:t>
+      </w:r>
+    </w:p>
+    <w:p>
+      <w:pPr>
+        <w:pStyle w:val="a5"/>
+        <w:ind w:firstLine="0"/>
+        <w:rPr>
+          <w:b/>
+          <w:bCs w:val="0"/>
+        </w:rPr>
+      </w:pPr>
+    </w:p>
+    <w:p>
+      <w:pPr>
+        <w:pStyle w:val="a5"/>
+        <w:ind w:firstLine="0"/>
+        <w:jc w:val="center"/>
+        <w:rPr>
+          <w:b/>
+          <w:bCs w:val="0"/>
+          <w:lang w:val="en-US"/>
+        </w:rPr>
+      </w:pPr>
+      <w:r>
+        <w:rPr>
+          <w:b/>
+          <w:bCs w:val="0"/>
+          <w:lang w:val="en-US"/>
+        </w:rPr>
+        <w:drawing>
+          <wp:inline distT="0" distB="0" distL="0" distR="0" wp14:anchorId="69CFC7C9" wp14:editId="0D55F8C0">
+            <wp:extent cx="2985643" cy="2945219"/>
+            <wp:effectExtent l="0" t="0" r="5715" b="7620"/>
+            <wp:docPr id="798650794" name="Рисунок 1"/>
+            <wp:cNvGraphicFramePr>
+              <a:graphicFrameLocks xmlns:a="http://schemas.openxmlformats.org/drawingml/2006/main" noChangeAspect="1"/>
+            </wp:cNvGraphicFramePr>
+            <a:graphic xmlns:a="http://schemas.openxmlformats.org/drawingml/2006/main">
+              <a:graphicData uri="http://schemas.openxmlformats.org/drawingml/2006/picture">
+                <pic:pic xmlns:pic="http://schemas.openxmlformats.org/drawingml/2006/picture">
+                  <pic:nvPicPr>
+                    <pic:cNvPr id="798650794" name=""/>
+                    <pic:cNvPicPr/>
+                  </pic:nvPicPr>
+                  <pic:blipFill>
+                    <a:blip r:embed="rId18"/>
+                    <a:stretch>
+                      <a:fillRect/>
+                    </a:stretch>
+                  </pic:blipFill>
+                  <pic:spPr>
+                    <a:xfrm>
+                      <a:off x="0" y="0"/>
+                      <a:ext cx="3001157" cy="2960523"/>
+                    </a:xfrm>
+                    <a:prstGeom prst="rect">
+                      <a:avLst/>
+                    </a:prstGeom>
+                  </pic:spPr>
+                </pic:pic>
+              </a:graphicData>
+            </a:graphic>
+          </wp:inline>
+        </w:drawing>
+      </w:r>
+    </w:p>
+    <w:p>
+      <w:pPr>
+        <w:pStyle w:val="a5"/>
+        <w:ind w:firstLine="0"/>
+        <w:jc w:val="center"/>
+      </w:pPr>
+      <w:r>
+        <w:t>Рисунок 1.12 – Схема ЛС с роутером</w:t>
+      </w:r>
+      <w:r>
+        <w:t>/</w:t>
+      </w:r>
+      <w:r>
+        <w:t>маршрутизатором</w:t>
+      </w:r>
+    </w:p>
+    <w:p>
+      <w:pPr>
+        <w:pStyle w:val="a5"/>
+        <w:ind w:firstLine="0"/>
+        <w:jc w:val="center"/>
+        <w:rPr>
+          <w:b/>
+          <w:bCs w:val="0"/>
+        </w:rPr>
+      </w:pPr>
+    </w:p>
+    <w:p>
+      <w:pPr>
+        <w:pStyle w:val="a5"/>
+        <w:ind w:firstLine="0"/>
+        <w:jc w:val="center"/>
+        <w:rPr>
+          <w:b/>
+          <w:bCs w:val="0"/>
+        </w:rPr>
+      </w:pPr>
+      <w:r>
+        <w:rPr>
+          <w:b/>
+          <w:bCs w:val="0"/>
+          <w:lang w:val="en-US"/>
+        </w:rPr>
+        <w:drawing>
+          <wp:inline distT="0" distB="0" distL="0" distR="0" wp14:anchorId="2D8B32FC" wp14:editId="502FC177">
+            <wp:extent cx="2800741" cy="619211"/>
+            <wp:effectExtent l="0" t="0" r="0" b="9525"/>
+            <wp:docPr id="1147298782" name="Рисунок 1"/>
+            <wp:cNvGraphicFramePr>
+              <a:graphicFrameLocks xmlns:a="http://schemas.openxmlformats.org/drawingml/2006/main" noChangeAspect="1"/>
+            </wp:cNvGraphicFramePr>
+            <a:graphic xmlns:a="http://schemas.openxmlformats.org/drawingml/2006/main">
+              <a:graphicData uri="http://schemas.openxmlformats.org/drawingml/2006/picture">
+                <pic:pic xmlns:pic="http://schemas.openxmlformats.org/drawingml/2006/picture">
+                  <pic:nvPicPr>
+                    <pic:cNvPr id="1147298782" name=""/>
+                    <pic:cNvPicPr/>
+                  </pic:nvPicPr>
+                  <pic:blipFill>
+                    <a:blip r:embed="rId19"/>
+                    <a:stretch>
+                      <a:fillRect/>
+                    </a:stretch>
+                  </pic:blipFill>
+                  <pic:spPr>
+                    <a:xfrm>
+                      <a:off x="0" y="0"/>
+                      <a:ext cx="2800741" cy="619211"/>
+                    </a:xfrm>
+                    <a:prstGeom prst="rect">
+                      <a:avLst/>
+                    </a:prstGeom>
+                  </pic:spPr>
+                </pic:pic>
+              </a:graphicData>
+            </a:graphic>
+          </wp:inline>
+        </w:drawing>
+      </w:r>
+    </w:p>
+    <w:p>
+      <w:pPr>
+        <w:pStyle w:val="a5"/>
+        <w:ind w:firstLine="0"/>
+        <w:jc w:val="center"/>
+        <w:rPr>
+          <w:lang w:val="en-US"/>
+        </w:rPr>
+      </w:pPr>
+      <w:r>
+        <w:t>Рисунок</w:t>
+      </w:r>
+      <w:r>
+        <w:t xml:space="preserve"> 1.13 – </w:t>
+      </w:r>
+      <w:proofErr w:type="spellStart"/>
+      <w:r>
+        <w:t>Пингование</w:t>
+      </w:r>
+      <w:proofErr w:type="spellEnd"/>
+      <w:r>
+        <w:t xml:space="preserve"> в своей подсети и в соседствующую (в </w:t>
+      </w:r>
+      <w:r>
+        <w:rPr>
+          <w:lang w:val="en-US"/>
+        </w:rPr>
+        <w:t>VLAN</w:t>
+      </w:r>
+      <w:r>
+        <w:t xml:space="preserve"> 10 </w:t>
+      </w:r>
+      <w:r>
+        <w:t xml:space="preserve">и в </w:t>
+      </w:r>
+      <w:r>
+        <w:rPr>
+          <w:lang w:val="en-US"/>
+        </w:rPr>
+        <w:t>VLAN</w:t>
+      </w:r>
+      <w:r>
+        <w:t xml:space="preserve"> 20</w:t>
+      </w:r>
+      <w:r>
+        <w:t>)</w:t>
+      </w:r>
+    </w:p>
+    <w:p>
+      <w:pPr>
+        <w:pStyle w:val="a5"/>
+        <w:ind w:firstLine="0"/>
+        <w:jc w:val="center"/>
+        <w:rPr>
+          <w:lang w:val="en-US"/>
+        </w:rPr>
+      </w:pPr>
+    </w:p>
+    <w:p>
+      <w:pPr>
+        <w:pStyle w:val="a5"/>
+        <w:ind w:firstLine="0"/>
+        <w:jc w:val="center"/>
+      </w:pPr>
+      <w:r>
+        <w:drawing>
+          <wp:inline distT="0" distB="0" distL="0" distR="0" wp14:anchorId="6780A65D" wp14:editId="12B38488">
+            <wp:extent cx="4072269" cy="1438535"/>
+            <wp:effectExtent l="0" t="0" r="4445" b="9525"/>
+            <wp:docPr id="736225298" name="Рисунок 1"/>
+            <wp:cNvGraphicFramePr>
+              <a:graphicFrameLocks xmlns:a="http://schemas.openxmlformats.org/drawingml/2006/main" noChangeAspect="1"/>
+            </wp:cNvGraphicFramePr>
+            <a:graphic xmlns:a="http://schemas.openxmlformats.org/drawingml/2006/main">
+              <a:graphicData uri="http://schemas.openxmlformats.org/drawingml/2006/picture">
+                <pic:pic xmlns:pic="http://schemas.openxmlformats.org/drawingml/2006/picture">
+                  <pic:nvPicPr>
+                    <pic:cNvPr id="736225298" name=""/>
+                    <pic:cNvPicPr/>
+                  </pic:nvPicPr>
+                  <pic:blipFill>
+                    <a:blip r:embed="rId20"/>
+                    <a:stretch>
+                      <a:fillRect/>
+                    </a:stretch>
+                  </pic:blipFill>
+                  <pic:spPr>
+                    <a:xfrm>
+                      <a:off x="0" y="0"/>
+                      <a:ext cx="4116455" cy="1454144"/>
+                    </a:xfrm>
+                    <a:prstGeom prst="rect">
+                      <a:avLst/>
+                    </a:prstGeom>
+                  </pic:spPr>
+                </pic:pic>
+              </a:graphicData>
+            </a:graphic>
+          </wp:inline>
+        </w:drawing>
+      </w:r>
+    </w:p>
+    <w:p>
+      <w:pPr>
+        <w:pStyle w:val="a5"/>
+        <w:ind w:firstLine="0"/>
+        <w:jc w:val="center"/>
+        <w:rPr>
+          <w:lang w:val="en-US"/>
+        </w:rPr>
+      </w:pPr>
+      <w:r>
+        <w:t xml:space="preserve">Рисунок 1.14 – Виртуальные </w:t>
+      </w:r>
+      <w:r>
+        <w:rPr>
+          <w:lang w:val="en-US"/>
+        </w:rPr>
+        <w:t>IP</w:t>
+      </w:r>
+      <w:r>
+        <w:t xml:space="preserve"> </w:t>
+      </w:r>
+      <w:r>
+        <w:t>в роутере</w:t>
+      </w:r>
+    </w:p>
+    <w:p>
+      <w:pPr>
+        <w:pStyle w:val="a5"/>
+        <w:ind w:firstLine="0"/>
+        <w:jc w:val="center"/>
+      </w:pPr>
+      <w:r>
+        <w:lastRenderedPageBreak/>
+        <w:drawing>
+          <wp:inline distT="0" distB="0" distL="0" distR="0" wp14:anchorId="06C20B19" wp14:editId="33243609">
+            <wp:extent cx="4782376" cy="2243470"/>
+            <wp:effectExtent l="0" t="0" r="0" b="4445"/>
+            <wp:docPr id="1233971014" name="Рисунок 1"/>
+            <wp:cNvGraphicFramePr>
+              <a:graphicFrameLocks xmlns:a="http://schemas.openxmlformats.org/drawingml/2006/main" noChangeAspect="1"/>
+            </wp:cNvGraphicFramePr>
+            <a:graphic xmlns:a="http://schemas.openxmlformats.org/drawingml/2006/main">
+              <a:graphicData uri="http://schemas.openxmlformats.org/drawingml/2006/picture">
+                <pic:pic xmlns:pic="http://schemas.openxmlformats.org/drawingml/2006/picture">
+                  <pic:nvPicPr>
+                    <pic:cNvPr id="1233971014" name=""/>
+                    <pic:cNvPicPr/>
+                  </pic:nvPicPr>
+                  <pic:blipFill>
+                    <a:blip r:embed="rId21"/>
+                    <a:stretch>
+                      <a:fillRect/>
+                    </a:stretch>
+                  </pic:blipFill>
+                  <pic:spPr>
+                    <a:xfrm>
+                      <a:off x="0" y="0"/>
+                      <a:ext cx="4785786" cy="2245070"/>
+                    </a:xfrm>
+                    <a:prstGeom prst="rect">
+                      <a:avLst/>
+                    </a:prstGeom>
+                  </pic:spPr>
+                </pic:pic>
+              </a:graphicData>
+            </a:graphic>
+          </wp:inline>
+        </w:drawing>
+      </w:r>
+    </w:p>
+    <w:p>
+      <w:pPr>
+        <w:pStyle w:val="a5"/>
+        <w:ind w:firstLine="0"/>
+        <w:jc w:val="center"/>
+      </w:pPr>
+      <w:r>
+        <w:drawing>
+          <wp:inline distT="0" distB="0" distL="0" distR="0" wp14:anchorId="459936BD" wp14:editId="48BF33D8">
+            <wp:extent cx="4253023" cy="2020186"/>
+            <wp:effectExtent l="0" t="0" r="0" b="0"/>
+            <wp:docPr id="1357174362" name="Рисунок 1"/>
+            <wp:cNvGraphicFramePr>
+              <a:graphicFrameLocks xmlns:a="http://schemas.openxmlformats.org/drawingml/2006/main" noChangeAspect="1"/>
+            </wp:cNvGraphicFramePr>
+            <a:graphic xmlns:a="http://schemas.openxmlformats.org/drawingml/2006/main">
+              <a:graphicData uri="http://schemas.openxmlformats.org/drawingml/2006/picture">
+                <pic:pic xmlns:pic="http://schemas.openxmlformats.org/drawingml/2006/picture">
+                  <pic:nvPicPr>
+                    <pic:cNvPr id="1357174362" name=""/>
+                    <pic:cNvPicPr/>
+                  </pic:nvPicPr>
+                  <pic:blipFill>
+                    <a:blip r:embed="rId22"/>
+                    <a:stretch>
+                      <a:fillRect/>
+                    </a:stretch>
+                  </pic:blipFill>
+                  <pic:spPr>
+                    <a:xfrm>
+                      <a:off x="0" y="0"/>
+                      <a:ext cx="4257735" cy="2022424"/>
+                    </a:xfrm>
+                    <a:prstGeom prst="rect">
+                      <a:avLst/>
+                    </a:prstGeom>
+                  </pic:spPr>
+                </pic:pic>
+              </a:graphicData>
+            </a:graphic>
+          </wp:inline>
+        </w:drawing>
+      </w:r>
+    </w:p>
+    <w:p>
+      <w:pPr>
+        <w:pStyle w:val="a5"/>
+        <w:ind w:firstLine="0"/>
+        <w:jc w:val="center"/>
+      </w:pPr>
+      <w:r>
+        <w:t>Рисунок</w:t>
+      </w:r>
+      <w:r>
+        <w:t xml:space="preserve"> 1.15 – </w:t>
+      </w:r>
+      <w:r>
+        <w:rPr>
+          <w:lang w:val="en-US"/>
+        </w:rPr>
+        <w:t>VTP</w:t>
+      </w:r>
+      <w:r>
+        <w:t xml:space="preserve"> </w:t>
+      </w:r>
+      <w:r>
+        <w:rPr>
+          <w:lang w:val="en-US"/>
+        </w:rPr>
+        <w:t>status</w:t>
+      </w:r>
+      <w:r>
+        <w:t xml:space="preserve"> </w:t>
+      </w:r>
+      <w:r>
+        <w:t>и</w:t>
+      </w:r>
+      <w:r>
+        <w:t xml:space="preserve"> </w:t>
+      </w:r>
+      <w:r>
+        <w:rPr>
+          <w:lang w:val="en-US"/>
+        </w:rPr>
+        <w:t>trunk</w:t>
+      </w:r>
+      <w:r>
+        <w:t xml:space="preserve"> </w:t>
+      </w:r>
+      <w:r>
+        <w:t>подключение коммутатора в режиме сервера</w:t>
+      </w:r>
+    </w:p>
+    <w:p>
+      <w:pPr>
+        <w:pStyle w:val="a5"/>
+        <w:ind w:firstLine="0"/>
+        <w:jc w:val="center"/>
+        <w:rPr>
+          <w:lang w:val="en-US"/>
+        </w:rPr>
+      </w:pPr>
+    </w:p>
+    <w:p>
+      <w:pPr>
+        <w:pStyle w:val="a5"/>
+        <w:ind w:firstLine="0"/>
+        <w:jc w:val="center"/>
+        <w:rPr>
+          <w:lang w:val="en-US"/>
+        </w:rPr>
+      </w:pPr>
+      <w:r>
+        <w:rPr>
+          <w:lang w:val="en-US"/>
+        </w:rPr>
+        <w:drawing>
+          <wp:inline distT="0" distB="0" distL="0" distR="0" wp14:anchorId="03922BC3" wp14:editId="28C62FD5">
+            <wp:extent cx="4696238" cy="3349255"/>
+            <wp:effectExtent l="0" t="0" r="9525" b="3810"/>
+            <wp:docPr id="1195208954" name="Рисунок 1"/>
+            <wp:cNvGraphicFramePr>
+              <a:graphicFrameLocks xmlns:a="http://schemas.openxmlformats.org/drawingml/2006/main" noChangeAspect="1"/>
+            </wp:cNvGraphicFramePr>
+            <a:graphic xmlns:a="http://schemas.openxmlformats.org/drawingml/2006/main">
+              <a:graphicData uri="http://schemas.openxmlformats.org/drawingml/2006/picture">
+                <pic:pic xmlns:pic="http://schemas.openxmlformats.org/drawingml/2006/picture">
+                  <pic:nvPicPr>
+                    <pic:cNvPr id="1195208954" name=""/>
+                    <pic:cNvPicPr/>
+                  </pic:nvPicPr>
+                  <pic:blipFill>
+                    <a:blip r:embed="rId23"/>
+                    <a:stretch>
+                      <a:fillRect/>
+                    </a:stretch>
+                  </pic:blipFill>
+                  <pic:spPr>
+                    <a:xfrm>
+                      <a:off x="0" y="0"/>
+                      <a:ext cx="4702600" cy="3353792"/>
+                    </a:xfrm>
+                    <a:prstGeom prst="rect">
+                      <a:avLst/>
+                    </a:prstGeom>
+                  </pic:spPr>
+                </pic:pic>
+              </a:graphicData>
+            </a:graphic>
+          </wp:inline>
+        </w:drawing>
+      </w:r>
+    </w:p>
+    <w:p>
+      <w:pPr>
+        <w:pStyle w:val="a5"/>
+        <w:ind w:firstLine="0"/>
+        <w:jc w:val="center"/>
+      </w:pPr>
+      <w:r>
+        <w:t>Рисунок</w:t>
+      </w:r>
+      <w:r>
+        <w:t xml:space="preserve"> 1.1</w:t>
+      </w:r>
+      <w:r>
+        <w:t>6</w:t>
+      </w:r>
+      <w:r>
+        <w:t xml:space="preserve"> – </w:t>
+      </w:r>
+      <w:r>
+        <w:rPr>
+          <w:lang w:val="en-US"/>
+        </w:rPr>
+        <w:t>VTP</w:t>
+      </w:r>
+      <w:r>
+        <w:t xml:space="preserve"> </w:t>
+      </w:r>
+      <w:r>
+        <w:rPr>
+          <w:lang w:val="en-US"/>
+        </w:rPr>
+        <w:t>status</w:t>
+      </w:r>
+      <w:r>
+        <w:t xml:space="preserve"> </w:t>
+      </w:r>
+      <w:r>
+        <w:t>и</w:t>
+      </w:r>
+      <w:r>
+        <w:t xml:space="preserve"> </w:t>
+      </w:r>
+      <w:r>
+        <w:rPr>
+          <w:lang w:val="en-US"/>
+        </w:rPr>
+        <w:t>trunk</w:t>
+      </w:r>
+      <w:r>
+        <w:t xml:space="preserve"> </w:t>
+      </w:r>
+      <w:r>
+        <w:t>подключение коммутатора</w:t>
+      </w:r>
+      <w:r>
+        <w:t>1</w:t>
+      </w:r>
+      <w:r>
+        <w:t xml:space="preserve"> в режиме </w:t>
+      </w:r>
+      <w:r>
+        <w:t>клиента</w:t>
+      </w:r>
+    </w:p>
+    <w:p>
+      <w:pPr>
+        <w:pStyle w:val="a5"/>
+        <w:ind w:firstLine="0"/>
+        <w:jc w:val="center"/>
+      </w:pPr>
+    </w:p>
+    <w:p>
+      <w:pPr>
+        <w:pStyle w:val="a5"/>
+        <w:ind w:firstLine="0"/>
+        <w:jc w:val="center"/>
+        <w:rPr>
+          <w:lang w:val="en-US"/>
+        </w:rPr>
+      </w:pPr>
+      <w:r>
+        <w:rPr>
+          <w:lang w:val="en-US"/>
+        </w:rPr>
+        <w:drawing>
+          <wp:inline distT="0" distB="0" distL="0" distR="0" wp14:anchorId="4E195802" wp14:editId="3D522EE7">
+            <wp:extent cx="4934639" cy="3343742"/>
+            <wp:effectExtent l="0" t="0" r="0" b="9525"/>
+            <wp:docPr id="23381212" name="Рисунок 1"/>
+            <wp:cNvGraphicFramePr>
+              <a:graphicFrameLocks xmlns:a="http://schemas.openxmlformats.org/drawingml/2006/main" noChangeAspect="1"/>
+            </wp:cNvGraphicFramePr>
+            <a:graphic xmlns:a="http://schemas.openxmlformats.org/drawingml/2006/main">
+              <a:graphicData uri="http://schemas.openxmlformats.org/drawingml/2006/picture">
+                <pic:pic xmlns:pic="http://schemas.openxmlformats.org/drawingml/2006/picture">
+                  <pic:nvPicPr>
+                    <pic:cNvPr id="23381212" name=""/>
+                    <pic:cNvPicPr/>
+                  </pic:nvPicPr>
+                  <pic:blipFill>
+                    <a:blip r:embed="rId24"/>
+                    <a:stretch>
+                      <a:fillRect/>
+                    </a:stretch>
+                  </pic:blipFill>
+                  <pic:spPr>
+                    <a:xfrm>
+                      <a:off x="0" y="0"/>
+                      <a:ext cx="4934639" cy="3343742"/>
+                    </a:xfrm>
+                    <a:prstGeom prst="rect">
+                      <a:avLst/>
+                    </a:prstGeom>
+                  </pic:spPr>
+                </pic:pic>
+              </a:graphicData>
+            </a:graphic>
+          </wp:inline>
+        </w:drawing>
+      </w:r>
+    </w:p>
+    <w:p>
+      <w:pPr>
+        <w:pStyle w:val="a5"/>
+        <w:ind w:firstLine="0"/>
+        <w:jc w:val="center"/>
+      </w:pPr>
+      <w:r>
+        <w:t>Рисунок</w:t>
+      </w:r>
+      <w:r>
+        <w:t xml:space="preserve"> 1.1</w:t>
+      </w:r>
+      <w:r>
+        <w:t>7</w:t>
+      </w:r>
+      <w:r>
+        <w:t xml:space="preserve"> – </w:t>
+      </w:r>
+      <w:r>
+        <w:rPr>
+          <w:lang w:val="en-US"/>
+        </w:rPr>
+        <w:t>VTP</w:t>
+      </w:r>
+      <w:r>
+        <w:t xml:space="preserve"> </w:t>
+      </w:r>
+      <w:r>
+        <w:rPr>
+          <w:lang w:val="en-US"/>
+        </w:rPr>
+        <w:t>status</w:t>
+      </w:r>
+      <w:r>
+        <w:t xml:space="preserve"> </w:t>
+      </w:r>
+      <w:r>
+        <w:t>и</w:t>
+      </w:r>
+      <w:r>
+        <w:t xml:space="preserve"> </w:t>
+      </w:r>
+      <w:r>
+        <w:rPr>
+          <w:lang w:val="en-US"/>
+        </w:rPr>
+        <w:t>trunk</w:t>
+      </w:r>
+      <w:r>
+        <w:t xml:space="preserve"> </w:t>
+      </w:r>
+      <w:r>
+        <w:t>подключение коммутатора</w:t>
+      </w:r>
+      <w:r>
+        <w:t>2</w:t>
+      </w:r>
+      <w:r>
+        <w:t xml:space="preserve"> в режиме клиента</w:t>
+      </w:r>
+    </w:p>
+    <w:p>
+      <w:pPr>
+        <w:pStyle w:val="a5"/>
+        <w:ind w:firstLine="0"/>
+        <w:jc w:val="center"/>
+      </w:pPr>
+    </w:p>
+    <w:p>
+      <w:pPr>
+        <w:pStyle w:val="a5"/>
+        <w:rPr>
+          <w:lang w:val="en-US"/>
+        </w:rPr>
+      </w:pPr>
+      <w:r>
+        <w:t xml:space="preserve">1.4 </w:t>
+      </w:r>
+      <w:r>
+        <w:t xml:space="preserve">Задание 4. Настройка </w:t>
+      </w:r>
+      <w:proofErr w:type="spellStart"/>
+      <w:r>
+        <w:t>interVLAN</w:t>
+      </w:r>
+      <w:proofErr w:type="spellEnd"/>
+      <w:r>
+        <w:t xml:space="preserve"> </w:t>
+      </w:r>
+      <w:proofErr w:type="spellStart"/>
+      <w:r>
+        <w:t>routing</w:t>
+      </w:r>
+      <w:proofErr w:type="spellEnd"/>
+      <w:r>
+        <w:t xml:space="preserve"> с помощью L3- коммутатора</w:t>
+      </w:r>
+      <w:r>
+        <w:rPr>
+          <w:lang w:val="en-US"/>
+        </w:rPr>
+        <w:t>.</w:t>
+      </w:r>
+    </w:p>
+    <w:p>
+      <w:pPr>
+        <w:pStyle w:val="a5"/>
+        <w:rPr>
+          <w:b/>
+          <w:bCs w:val="0"/>
+          <w:lang w:val="en-US"/>
+        </w:rPr>
+      </w:pPr>
+    </w:p>
+    <w:p>
+      <w:pPr>
+        <w:pStyle w:val="a5"/>
+        <w:ind w:firstLine="0"/>
+        <w:rPr>
+          <w:lang w:val="en-US"/>
+        </w:rPr>
+      </w:pPr>
     </w:p>
     <w:sectPr>
       <w:pgSz w:w="11906" w:h="16838"/>
@@ -1673,6 +3420,7 @@
   <w:style w:type="character" w:default="1" w:styleId="a0">
     <w:name w:val="Default Paragraph Font"/>
     <w:uiPriority w:val="1"/>
+    <w:semiHidden/>
     <w:unhideWhenUsed/>
   </w:style>
   <w:style w:type="table" w:default="1" w:styleId="a1">

--- a/Инфокоммуникационные системы и сети/Лабы/Лабораторная работа #7/Лабораторная работа #7.docx
+++ b/Инфокоммуникационные системы и сети/Лабы/Лабораторная работа #7/Лабораторная работа #7.docx
@@ -99,39 +99,7 @@
         <w:ind w:firstLine="708"/>
       </w:pPr>
       <w:r>
-        <w:t xml:space="preserve">Настройте протокол VTP между коммутатором </w:t>
-      </w:r>
-      <w:proofErr w:type="spellStart"/>
-      <w:r>
-        <w:t>Switch</w:t>
-      </w:r>
-      <w:proofErr w:type="spellEnd"/>
-      <w:r>
-        <w:t xml:space="preserve">-Server и SwitchClient1. Затем добавьте коммутаторы </w:t>
-      </w:r>
-      <w:proofErr w:type="spellStart"/>
-      <w:r>
-        <w:t>Switch-Transparent</w:t>
-      </w:r>
-      <w:proofErr w:type="spellEnd"/>
-      <w:r>
-        <w:t xml:space="preserve"> и Switch-Client2 и 23 настройте их соответствующим образом (см. рисунок 1.6). При каждом добавлении нового коммутатора или новой команды необходимо просматривать текущую конфигурацию VLAN коммутаторов с помощью команды </w:t>
-      </w:r>
-      <w:proofErr w:type="spellStart"/>
-      <w:r>
-        <w:t>show</w:t>
-      </w:r>
-      <w:proofErr w:type="spellEnd"/>
-      <w:r>
-        <w:t xml:space="preserve"> </w:t>
-      </w:r>
-      <w:proofErr w:type="spellStart"/>
-      <w:r>
-        <w:t>vlan</w:t>
-      </w:r>
-      <w:proofErr w:type="spellEnd"/>
-      <w:r>
-        <w:t xml:space="preserve">. </w:t>
+        <w:t xml:space="preserve">Настройте протокол VTP между коммутатором Switch-Server и SwitchClient1. Затем добавьте коммутаторы Switch-Transparent и Switch-Client2 и 23 настройте их соответствующим образом (см. рисунок 1.6). При каждом добавлении нового коммутатора или новой команды необходимо просматривать текущую конфигурацию VLAN коммутаторов с помощью команды show vlan. </w:t>
       </w:r>
     </w:p>
     <w:p>
@@ -204,87 +172,7 @@
       </w:r>
       <w:r>
         <w:lastRenderedPageBreak/>
-        <w:t xml:space="preserve">коммутатор должен остаться в режиме сервера?). Условием проверки является отсутствие связи между хостами, принадлежащими разным VLAN. После настройки VLAN посмотрите текущую конфигурацию сети командами: </w:t>
-      </w:r>
-      <w:proofErr w:type="spellStart"/>
-      <w:r>
-        <w:t>show</w:t>
-      </w:r>
-      <w:proofErr w:type="spellEnd"/>
-      <w:r>
-        <w:t xml:space="preserve"> </w:t>
-      </w:r>
-      <w:proofErr w:type="spellStart"/>
-      <w:r>
-        <w:t>running-config</w:t>
-      </w:r>
-      <w:proofErr w:type="spellEnd"/>
-      <w:r>
-        <w:t xml:space="preserve">, </w:t>
-      </w:r>
-      <w:proofErr w:type="spellStart"/>
-      <w:r>
-        <w:t>show</w:t>
-      </w:r>
-      <w:proofErr w:type="spellEnd"/>
-      <w:r>
-        <w:t xml:space="preserve"> </w:t>
-      </w:r>
-      <w:proofErr w:type="spellStart"/>
-      <w:r>
-        <w:t>vlan</w:t>
-      </w:r>
-      <w:proofErr w:type="spellEnd"/>
-      <w:r>
-        <w:t xml:space="preserve">, </w:t>
-      </w:r>
-      <w:proofErr w:type="spellStart"/>
-      <w:r>
-        <w:t>show</w:t>
-      </w:r>
-      <w:proofErr w:type="spellEnd"/>
-      <w:r>
-        <w:t xml:space="preserve"> </w:t>
-      </w:r>
-      <w:proofErr w:type="spellStart"/>
-      <w:r>
-        <w:t>vlan</w:t>
-      </w:r>
-      <w:proofErr w:type="spellEnd"/>
-      <w:r>
-        <w:t xml:space="preserve"> </w:t>
-      </w:r>
-      <w:proofErr w:type="spellStart"/>
-      <w:r>
-        <w:t>brief</w:t>
-      </w:r>
-      <w:proofErr w:type="spellEnd"/>
-      <w:r>
-        <w:t xml:space="preserve">, </w:t>
-      </w:r>
-      <w:proofErr w:type="spellStart"/>
-      <w:r>
-        <w:t>show</w:t>
-      </w:r>
-      <w:proofErr w:type="spellEnd"/>
-      <w:r>
-        <w:t xml:space="preserve"> </w:t>
-      </w:r>
-      <w:proofErr w:type="spellStart"/>
-      <w:r>
-        <w:t>mac</w:t>
-      </w:r>
-      <w:proofErr w:type="spellEnd"/>
-      <w:r>
-        <w:t xml:space="preserve"> </w:t>
-      </w:r>
-      <w:proofErr w:type="spellStart"/>
-      <w:r>
-        <w:t>address-table</w:t>
-      </w:r>
-      <w:proofErr w:type="spellEnd"/>
-      <w:r>
-        <w:t>. Результат приведите в отчет.</w:t>
+        <w:t>коммутатор должен остаться в режиме сервера?). Условием проверки является отсутствие связи между хостами, принадлежащими разным VLAN. После настройки VLAN посмотрите текущую конфигурацию сети командами: show running-config, show vlan, show vlan brief, show mac address-table. Результат приведите в отчет.</w:t>
       </w:r>
     </w:p>
     <w:p>
@@ -305,393 +193,132 @@
           <w:b/>
           <w:bCs w:val="0"/>
         </w:rPr>
-        <w:t xml:space="preserve">Задание №3. Настройка </w:t>
-      </w:r>
-      <w:proofErr w:type="spellStart"/>
-      <w:r>
+        <w:t xml:space="preserve">Задание №3. Настройка interVLAN routing с помощью маршрутизатора </w:t>
+      </w:r>
+    </w:p>
+    <w:p>
+      <w:pPr>
+        <w:pStyle w:val="a5"/>
+      </w:pPr>
+      <w:r>
+        <w:t>Возьмите за основу топологию сети из задания №2. Измените ip-адреса хостов в соответствии с вариантом (v – номер по списку в журнале) и добавить роутер, как показано на рис. 2.8. Хосты подсети 192.168.(v+1).0 принадлежат VLAN 10, хосты подсети 192.168.(v+2).0 – VLAN 20, а хосты подсети 192.168.(v+3).0 – VLAN 30. Настройте маршрутизацию между VLAN 10, 20 и 30. Условием проверки является наличие связи между хостами, принадлежащими разным VLAN. Просмотрите текущую конфигурацию сети командами: show vlan, show vlan brief, show mac address-table, show ip route. Результат приведите в отчет.</w:t>
+      </w:r>
+    </w:p>
+    <w:p>
+      <w:pPr>
+        <w:pStyle w:val="a5"/>
+      </w:pPr>
+    </w:p>
+    <w:p>
+      <w:pPr>
+        <w:pStyle w:val="a5"/>
         <w:rPr>
           <w:b/>
           <w:bCs w:val="0"/>
         </w:rPr>
-        <w:t>interVLAN</w:t>
-      </w:r>
-      <w:proofErr w:type="spellEnd"/>
+      </w:pPr>
       <w:r>
         <w:rPr>
           <w:b/>
           <w:bCs w:val="0"/>
         </w:rPr>
-        <w:t xml:space="preserve"> </w:t>
-      </w:r>
-      <w:proofErr w:type="spellStart"/>
-      <w:r>
+        <w:t>Задание №4. Настройка interVLAN routing с помощью L3- коммутатора</w:t>
+      </w:r>
+    </w:p>
+    <w:p>
+      <w:pPr>
+        <w:pStyle w:val="a5"/>
+      </w:pPr>
+      <w:r>
+        <w:t xml:space="preserve"> Возьмите за основу топологию сети и задания №3, только вместо маршрутизатора и L2-коммутатора dsw3 поставьте L3-коммутатор. Условием проверки является наличие связи между хостами, принадлежащими разным VLAN. Просмотрите текущую конфигурацию сети командами: show vlan, show vlan brief, show mac address-table, show ip route. Результат приведите в отчет.</w:t>
+      </w:r>
+    </w:p>
+    <w:p>
+      <w:pPr>
+        <w:pStyle w:val="a5"/>
+        <w:ind w:firstLine="0"/>
+        <w:rPr>
+          <w:lang w:val="en-US"/>
+        </w:rPr>
+      </w:pPr>
+    </w:p>
+    <w:p>
+      <w:pPr>
+        <w:pStyle w:val="a5"/>
+        <w:ind w:firstLine="0"/>
+        <w:jc w:val="center"/>
         <w:rPr>
           <w:b/>
           <w:bCs w:val="0"/>
         </w:rPr>
-        <w:t>routing</w:t>
-      </w:r>
-      <w:proofErr w:type="spellEnd"/>
+      </w:pPr>
       <w:r>
         <w:rPr>
           <w:b/>
           <w:bCs w:val="0"/>
         </w:rPr>
-        <w:t xml:space="preserve"> с помощью маршрутизатора </w:t>
-      </w:r>
-    </w:p>
-    <w:p>
-      <w:pPr>
-        <w:pStyle w:val="a5"/>
-      </w:pPr>
-      <w:r>
-        <w:t xml:space="preserve">Возьмите за основу топологию сети из задания №2. Измените </w:t>
-      </w:r>
-      <w:proofErr w:type="spellStart"/>
-      <w:r>
-        <w:t>ip</w:t>
-      </w:r>
-      <w:proofErr w:type="spellEnd"/>
-      <w:r>
-        <w:t xml:space="preserve">-адреса хостов в соответствии с вариантом (v – номер по списку в журнале) и добавить роутер, как показано на рис. 2.8. Хосты подсети 192.168.(v+1).0 принадлежат VLAN 10, хосты подсети 192.168.(v+2).0 – VLAN 20, а хосты подсети 192.168.(v+3).0 – VLAN 30. Настройте маршрутизацию между VLAN 10, 20 и 30. Условием проверки является наличие связи между хостами, принадлежащими разным VLAN. Просмотрите текущую конфигурацию сети командами: </w:t>
-      </w:r>
-      <w:proofErr w:type="spellStart"/>
-      <w:r>
-        <w:t>show</w:t>
-      </w:r>
-      <w:proofErr w:type="spellEnd"/>
-      <w:r>
-        <w:t xml:space="preserve"> </w:t>
-      </w:r>
-      <w:proofErr w:type="spellStart"/>
-      <w:r>
-        <w:t>vlan</w:t>
-      </w:r>
-      <w:proofErr w:type="spellEnd"/>
-      <w:r>
-        <w:t xml:space="preserve">, </w:t>
-      </w:r>
-      <w:proofErr w:type="spellStart"/>
-      <w:r>
-        <w:t>show</w:t>
-      </w:r>
-      <w:proofErr w:type="spellEnd"/>
-      <w:r>
-        <w:t xml:space="preserve"> </w:t>
-      </w:r>
-      <w:proofErr w:type="spellStart"/>
-      <w:r>
-        <w:t>vlan</w:t>
-      </w:r>
-      <w:proofErr w:type="spellEnd"/>
-      <w:r>
-        <w:t xml:space="preserve"> </w:t>
-      </w:r>
-      <w:proofErr w:type="spellStart"/>
-      <w:r>
-        <w:t>brief</w:t>
-      </w:r>
-      <w:proofErr w:type="spellEnd"/>
-      <w:r>
-        <w:t xml:space="preserve">, </w:t>
-      </w:r>
-      <w:proofErr w:type="spellStart"/>
-      <w:r>
-        <w:t>show</w:t>
-      </w:r>
-      <w:proofErr w:type="spellEnd"/>
-      <w:r>
-        <w:t xml:space="preserve"> </w:t>
-      </w:r>
-      <w:proofErr w:type="spellStart"/>
-      <w:r>
-        <w:t>mac</w:t>
-      </w:r>
-      <w:proofErr w:type="spellEnd"/>
-      <w:r>
-        <w:t xml:space="preserve"> </w:t>
-      </w:r>
-      <w:proofErr w:type="spellStart"/>
-      <w:r>
-        <w:t>address-table</w:t>
-      </w:r>
-      <w:proofErr w:type="spellEnd"/>
-      <w:r>
-        <w:t xml:space="preserve">, </w:t>
-      </w:r>
-      <w:proofErr w:type="spellStart"/>
-      <w:r>
-        <w:t>show</w:t>
-      </w:r>
-      <w:proofErr w:type="spellEnd"/>
-      <w:r>
-        <w:t xml:space="preserve"> </w:t>
-      </w:r>
-      <w:proofErr w:type="spellStart"/>
-      <w:r>
-        <w:t>ip</w:t>
-      </w:r>
-      <w:proofErr w:type="spellEnd"/>
-      <w:r>
-        <w:t xml:space="preserve"> </w:t>
-      </w:r>
-      <w:proofErr w:type="spellStart"/>
-      <w:r>
-        <w:t>route</w:t>
-      </w:r>
-      <w:proofErr w:type="spellEnd"/>
-      <w:r>
-        <w:t>. Результат приведите в отчет.</w:t>
-      </w:r>
-    </w:p>
-    <w:p>
-      <w:pPr>
-        <w:pStyle w:val="a5"/>
-      </w:pPr>
-    </w:p>
-    <w:p>
-      <w:pPr>
-        <w:pStyle w:val="a5"/>
+        <w:t>3</w:t>
+      </w:r>
+      <w:r>
         <w:rPr>
           <w:b/>
           <w:bCs w:val="0"/>
         </w:rPr>
-      </w:pPr>
-      <w:r>
+        <w:t xml:space="preserve"> Программа выполнения работы</w:t>
+      </w:r>
+    </w:p>
+    <w:p>
+      <w:pPr>
+        <w:pStyle w:val="a5"/>
+        <w:ind w:firstLine="0"/>
+        <w:jc w:val="center"/>
         <w:rPr>
           <w:b/>
           <w:bCs w:val="0"/>
         </w:rPr>
-        <w:t xml:space="preserve">Задание №4. Настройка </w:t>
-      </w:r>
-      <w:proofErr w:type="spellStart"/>
-      <w:r>
-        <w:rPr>
-          <w:b/>
-          <w:bCs w:val="0"/>
-        </w:rPr>
-        <w:t>interVLAN</w:t>
-      </w:r>
-      <w:proofErr w:type="spellEnd"/>
-      <w:r>
-        <w:rPr>
-          <w:b/>
-          <w:bCs w:val="0"/>
-        </w:rPr>
+      </w:pPr>
+    </w:p>
+    <w:p>
+      <w:pPr>
+        <w:pStyle w:val="a5"/>
+      </w:pPr>
+      <w:r>
+        <w:t>1 Изучить теоретический материал, относящийся к разделу «Локальные компьютерные сети». Особое внимание следует уделить подразделу «Виртуальные локальные сети» и устройству</w:t>
+      </w:r>
+      <w:r>
         <w:t xml:space="preserve"> </w:t>
       </w:r>
-      <w:proofErr w:type="spellStart"/>
-      <w:r>
-        <w:rPr>
-          <w:b/>
-          <w:bCs w:val="0"/>
-        </w:rPr>
-        <w:t>routing</w:t>
-      </w:r>
-      <w:proofErr w:type="spellEnd"/>
-      <w:r>
-        <w:rPr>
-          <w:b/>
-          <w:bCs w:val="0"/>
-        </w:rPr>
-        <w:t xml:space="preserve"> с помощью L3- коммутатора</w:t>
-      </w:r>
-    </w:p>
-    <w:p>
-      <w:pPr>
-        <w:pStyle w:val="a5"/>
-      </w:pPr>
-      <w:r>
-        <w:t xml:space="preserve"> Возьмите за основу топологию сети и задания №3, только вместо маршрутизатора и L2-коммутатора dsw3 поставьте L3-коммутатор. Условием проверки является наличие связи между хостами, принадлежащими разным VLAN. Просмотрите текущую конфигурацию сети командами: </w:t>
-      </w:r>
-      <w:proofErr w:type="spellStart"/>
-      <w:r>
-        <w:t>show</w:t>
-      </w:r>
-      <w:proofErr w:type="spellEnd"/>
+      <w:r>
+        <w:t xml:space="preserve">и конфигурации коммутаторов. (Выполняется в процессе домашней подготовки). </w:t>
+      </w:r>
+    </w:p>
+    <w:p>
+      <w:pPr>
+        <w:pStyle w:val="a5"/>
+      </w:pPr>
+      <w:r>
+        <w:t xml:space="preserve">2 Построить в окне эмулятора Packet Tracer локальную сеть на основе одного коммутатора. Задать узлам сети IP-адреса. Количество серверов и рабочих станций определяется вариантом задания (Приложение А.1). </w:t>
+      </w:r>
+    </w:p>
+    <w:p>
+      <w:pPr>
+        <w:pStyle w:val="a5"/>
+      </w:pPr>
+      <w:r>
+        <w:lastRenderedPageBreak/>
+        <w:t xml:space="preserve">3 Исследовать достижимость сетевых узлов путем их пингования. Результаты пингования сохранить для отчета. </w:t>
+      </w:r>
+    </w:p>
+    <w:p>
+      <w:pPr>
+        <w:pStyle w:val="a5"/>
+      </w:pPr>
+      <w:r>
+        <w:t>4 Разделить сеть, построенную на этапе</w:t>
+      </w:r>
       <w:r>
         <w:t xml:space="preserve"> </w:t>
       </w:r>
-      <w:proofErr w:type="spellStart"/>
-      <w:r>
-        <w:t>vlan</w:t>
-      </w:r>
-      <w:proofErr w:type="spellEnd"/>
-      <w:r>
-        <w:t xml:space="preserve">, </w:t>
-      </w:r>
-      <w:proofErr w:type="spellStart"/>
-      <w:r>
-        <w:t>show</w:t>
-      </w:r>
-      <w:proofErr w:type="spellEnd"/>
-      <w:r>
-        <w:t xml:space="preserve"> </w:t>
-      </w:r>
-      <w:proofErr w:type="spellStart"/>
-      <w:r>
-        <w:t>vlan</w:t>
-      </w:r>
-      <w:proofErr w:type="spellEnd"/>
-      <w:r>
-        <w:t xml:space="preserve"> </w:t>
-      </w:r>
-      <w:proofErr w:type="spellStart"/>
-      <w:r>
-        <w:t>brief</w:t>
-      </w:r>
-      <w:proofErr w:type="spellEnd"/>
-      <w:r>
-        <w:t xml:space="preserve">, </w:t>
-      </w:r>
-      <w:proofErr w:type="spellStart"/>
-      <w:r>
-        <w:t>show</w:t>
-      </w:r>
-      <w:proofErr w:type="spellEnd"/>
-      <w:r>
-        <w:t xml:space="preserve"> </w:t>
-      </w:r>
-      <w:proofErr w:type="spellStart"/>
-      <w:r>
-        <w:t>mac</w:t>
-      </w:r>
-      <w:proofErr w:type="spellEnd"/>
-      <w:r>
-        <w:t xml:space="preserve"> </w:t>
-      </w:r>
-      <w:proofErr w:type="spellStart"/>
-      <w:r>
-        <w:t>address-table</w:t>
-      </w:r>
-      <w:proofErr w:type="spellEnd"/>
-      <w:r>
-        <w:t xml:space="preserve">, </w:t>
-      </w:r>
-      <w:proofErr w:type="spellStart"/>
-      <w:r>
-        <w:t>show</w:t>
-      </w:r>
-      <w:proofErr w:type="spellEnd"/>
-      <w:r>
-        <w:t xml:space="preserve"> </w:t>
-      </w:r>
-      <w:proofErr w:type="spellStart"/>
-      <w:r>
-        <w:t>ip</w:t>
-      </w:r>
-      <w:proofErr w:type="spellEnd"/>
-      <w:r>
-        <w:t xml:space="preserve"> </w:t>
-      </w:r>
-      <w:proofErr w:type="spellStart"/>
-      <w:r>
-        <w:t>route</w:t>
-      </w:r>
-      <w:proofErr w:type="spellEnd"/>
-      <w:r>
-        <w:t>. Результат приведите в отчет.</w:t>
-      </w:r>
-    </w:p>
-    <w:p>
-      <w:pPr>
-        <w:pStyle w:val="a5"/>
-        <w:ind w:firstLine="0"/>
-      </w:pPr>
-    </w:p>
-    <w:p>
-      <w:pPr>
-        <w:pStyle w:val="a5"/>
-        <w:ind w:firstLine="0"/>
-        <w:jc w:val="center"/>
-        <w:rPr>
-          <w:b/>
-          <w:bCs w:val="0"/>
-        </w:rPr>
-      </w:pPr>
-      <w:r>
-        <w:rPr>
-          <w:b/>
-          <w:bCs w:val="0"/>
-        </w:rPr>
-        <w:t>3</w:t>
-      </w:r>
-      <w:r>
-        <w:rPr>
-          <w:b/>
-          <w:bCs w:val="0"/>
-        </w:rPr>
-        <w:t xml:space="preserve"> Программа выполнения работы</w:t>
-      </w:r>
-    </w:p>
-    <w:p>
-      <w:pPr>
-        <w:pStyle w:val="a5"/>
-        <w:ind w:firstLine="0"/>
-        <w:jc w:val="center"/>
-        <w:rPr>
-          <w:b/>
-          <w:bCs w:val="0"/>
-        </w:rPr>
-      </w:pPr>
-    </w:p>
-    <w:p>
-      <w:pPr>
-        <w:pStyle w:val="a5"/>
-      </w:pPr>
-      <w:r>
-        <w:t>1 Изучить теоретический материал, относящийся к разделу «Локальные компьютерные сети». Особое внимание следует уделить подразделу «Виртуальные локальные сети» и устройству</w:t>
-      </w:r>
-      <w:r>
-        <w:t xml:space="preserve"> </w:t>
-      </w:r>
-      <w:r>
-        <w:t xml:space="preserve">и конфигурации коммутаторов. (Выполняется в процессе домашней подготовки). </w:t>
-      </w:r>
-    </w:p>
-    <w:p>
-      <w:pPr>
-        <w:pStyle w:val="a5"/>
-      </w:pPr>
-      <w:r>
-        <w:t xml:space="preserve">2 Построить в окне эмулятора Packet Tracer локальную сеть на основе одного коммутатора. Задать узлам сети IP-адреса. Количество серверов и рабочих станций определяется вариантом задания (Приложение А.1). </w:t>
-      </w:r>
-    </w:p>
-    <w:p>
-      <w:pPr>
-        <w:pStyle w:val="a5"/>
-      </w:pPr>
-      <w:r>
-        <w:lastRenderedPageBreak/>
-        <w:t xml:space="preserve">3 Исследовать достижимость сетевых узлов путем их </w:t>
-      </w:r>
-      <w:proofErr w:type="spellStart"/>
-      <w:r>
-        <w:t>пингования</w:t>
-      </w:r>
-      <w:proofErr w:type="spellEnd"/>
-      <w:r>
-        <w:t xml:space="preserve">. Результаты </w:t>
-      </w:r>
-      <w:proofErr w:type="spellStart"/>
-      <w:r>
-        <w:t>пингования</w:t>
-      </w:r>
-      <w:proofErr w:type="spellEnd"/>
-      <w:r>
-        <w:t xml:space="preserve"> сохранить для отчета. </w:t>
-      </w:r>
-    </w:p>
-    <w:p>
-      <w:pPr>
-        <w:pStyle w:val="a5"/>
-      </w:pPr>
-      <w:r>
-        <w:t>4 Разделить сеть, построенную на этапе</w:t>
-      </w:r>
-      <w:r>
-        <w:t xml:space="preserve"> </w:t>
-      </w:r>
       <w:r>
         <w:t xml:space="preserve">2, на виртуальные сети способом группирования портов. Количество коммутаторов, виртуальных сетей и рабочих станций в виртуальных сетях определяется вариантом задания (Приложение А.2). </w:t>
       </w:r>
@@ -701,15 +328,7 @@
         <w:pStyle w:val="a5"/>
       </w:pPr>
       <w:r>
-        <w:t xml:space="preserve">5 Исследовать </w:t>
-      </w:r>
-      <w:proofErr w:type="spellStart"/>
-      <w:r>
-        <w:t>пингованием</w:t>
-      </w:r>
-      <w:proofErr w:type="spellEnd"/>
-      <w:r>
-        <w:t xml:space="preserve"> достижимость сетевых узлов внутри каждой из виртуальных сетей и между виртуальными сетями. После настройки VLAN посмотреть текущую конфигурацию сети командами</w:t>
+        <w:t>5 Исследовать пингованием достижимость сетевых узлов внутри каждой из виртуальных сетей и между виртуальными сетями. После настройки VLAN посмотреть текущую конфигурацию сети командами</w:t>
       </w:r>
       <w:r>
         <w:t>.</w:t>
@@ -804,6 +423,9 @@
     <w:p>
       <w:pPr>
         <w:pStyle w:val="a5"/>
+        <w:rPr>
+          <w:lang w:val="en-US"/>
+        </w:rPr>
       </w:pPr>
       <w:r>
         <w:t>1. Решение задач для самостоятельного выполнения.</w:t>
@@ -903,14 +525,12 @@
       <w:r>
         <w:t xml:space="preserve">Рисунок 1.1 – </w:t>
       </w:r>
-      <w:proofErr w:type="spellStart"/>
       <w:r>
         <w:rPr>
           <w:lang w:val="en-US"/>
         </w:rPr>
         <w:t>vlan</w:t>
       </w:r>
-      <w:proofErr w:type="spellEnd"/>
       <w:r>
         <w:t xml:space="preserve"> </w:t>
       </w:r>
@@ -994,14 +614,12 @@
       <w:r>
         <w:t xml:space="preserve">2 – </w:t>
       </w:r>
-      <w:proofErr w:type="spellStart"/>
       <w:r>
         <w:rPr>
           <w:lang w:val="en-US"/>
         </w:rPr>
         <w:t>vlan</w:t>
       </w:r>
-      <w:proofErr w:type="spellEnd"/>
       <w:r>
         <w:t xml:space="preserve"> </w:t>
       </w:r>
@@ -1158,14 +776,12 @@
       <w:r>
         <w:t xml:space="preserve">4 – сравнение </w:t>
       </w:r>
-      <w:proofErr w:type="spellStart"/>
       <w:r>
         <w:rPr>
           <w:lang w:val="en-US"/>
         </w:rPr>
         <w:t>vlan</w:t>
       </w:r>
-      <w:proofErr w:type="spellEnd"/>
       <w:r>
         <w:t xml:space="preserve"> </w:t>
       </w:r>
@@ -1347,14 +963,12 @@
       <w:r>
         <w:t xml:space="preserve">Рисунок 1.6 – проверка таблицы </w:t>
       </w:r>
-      <w:proofErr w:type="spellStart"/>
       <w:r>
         <w:rPr>
           <w:lang w:val="en-US"/>
         </w:rPr>
         <w:t>vlan</w:t>
       </w:r>
-      <w:proofErr w:type="spellEnd"/>
       <w:r>
         <w:t xml:space="preserve"> </w:t>
       </w:r>
@@ -1410,6 +1024,9 @@
         </w:rPr>
       </w:pPr>
       <w:r>
+        <w:rPr>
+          <w:noProof/>
+        </w:rPr>
         <w:drawing>
           <wp:inline distT="0" distB="0" distL="0" distR="0" wp14:anchorId="11ECB7F3" wp14:editId="3D417003">
             <wp:extent cx="3063141" cy="3689497"/>
@@ -1474,6 +1091,9 @@
         <w:jc w:val="center"/>
       </w:pPr>
       <w:r>
+        <w:rPr>
+          <w:noProof/>
+        </w:rPr>
         <w:drawing>
           <wp:inline distT="0" distB="0" distL="0" distR="0" wp14:anchorId="11BF1B4D" wp14:editId="7ED30C0C">
             <wp:extent cx="4720856" cy="2259627"/>
@@ -1518,6 +1138,9 @@
         <w:jc w:val="center"/>
       </w:pPr>
       <w:r>
+        <w:rPr>
+          <w:noProof/>
+        </w:rPr>
         <w:drawing>
           <wp:inline distT="0" distB="0" distL="0" distR="0" wp14:anchorId="6CF86339" wp14:editId="2E6380B5">
             <wp:extent cx="2460765" cy="1658679"/>
@@ -1564,14 +1187,12 @@
       <w:r>
         <w:t xml:space="preserve">Рисунок 1.8 – </w:t>
       </w:r>
-      <w:proofErr w:type="spellStart"/>
       <w:r>
         <w:rPr>
           <w:lang w:val="en-US"/>
         </w:rPr>
         <w:t>vlan</w:t>
       </w:r>
-      <w:proofErr w:type="spellEnd"/>
       <w:r>
         <w:t xml:space="preserve"> </w:t>
       </w:r>
@@ -1623,6 +1244,7 @@
       </w:pPr>
       <w:r>
         <w:rPr>
+          <w:noProof/>
           <w:lang w:val="en-US"/>
         </w:rPr>
         <w:lastRenderedPageBreak/>
@@ -1670,6 +1292,9 @@
         <w:jc w:val="center"/>
       </w:pPr>
       <w:r>
+        <w:rPr>
+          <w:noProof/>
+        </w:rPr>
         <w:drawing>
           <wp:inline distT="0" distB="0" distL="0" distR="0" wp14:anchorId="0581D686" wp14:editId="610F773F">
             <wp:extent cx="3019846" cy="1619476"/>
@@ -1714,22 +1339,14 @@
         <w:jc w:val="center"/>
       </w:pPr>
       <w:r>
-        <w:t>Рисунок 1.</w:t>
-      </w:r>
-      <w:r>
-        <w:t>9</w:t>
-      </w:r>
-      <w:r>
-        <w:t xml:space="preserve"> – </w:t>
-      </w:r>
-      <w:proofErr w:type="spellStart"/>
+        <w:t xml:space="preserve">Рисунок 1.9 – </w:t>
+      </w:r>
       <w:r>
         <w:rPr>
           <w:lang w:val="en-US"/>
         </w:rPr>
         <w:t>vlan</w:t>
       </w:r>
-      <w:proofErr w:type="spellEnd"/>
       <w:r>
         <w:t xml:space="preserve"> </w:t>
       </w:r>
@@ -1764,10 +1381,7 @@
         <w:t>Client</w:t>
       </w:r>
       <w:r>
-        <w:t>1</w:t>
-      </w:r>
-      <w:r>
-        <w:t xml:space="preserve"> </w:t>
+        <w:t xml:space="preserve">1 </w:t>
       </w:r>
       <w:r>
         <w:t>коммутатора</w:t>
@@ -1790,6 +1404,7 @@
       </w:pPr>
       <w:r>
         <w:rPr>
+          <w:noProof/>
           <w:lang w:val="en-US"/>
         </w:rPr>
         <w:drawing>
@@ -1837,6 +1452,7 @@
       </w:pPr>
       <w:r>
         <w:rPr>
+          <w:noProof/>
           <w:lang w:val="en-US"/>
         </w:rPr>
         <w:drawing>
@@ -1881,27 +1497,16 @@
         <w:pStyle w:val="a5"/>
         <w:ind w:firstLine="0"/>
         <w:jc w:val="center"/>
-        <w:rPr>
-          <w:lang w:val="en-US"/>
-        </w:rPr>
-      </w:pPr>
-      <w:r>
-        <w:t>Рисунок 1.</w:t>
-      </w:r>
-      <w:r>
-        <w:t>10</w:t>
-      </w:r>
-      <w:r>
-        <w:t xml:space="preserve"> – </w:t>
-      </w:r>
-      <w:proofErr w:type="spellStart"/>
+      </w:pPr>
+      <w:r>
+        <w:t xml:space="preserve">Рисунок 1.10 – </w:t>
+      </w:r>
       <w:r>
         <w:rPr>
           <w:lang w:val="en-US"/>
         </w:rPr>
         <w:t>vlan</w:t>
       </w:r>
-      <w:proofErr w:type="spellEnd"/>
       <w:r>
         <w:t xml:space="preserve"> </w:t>
       </w:r>
@@ -1956,6 +1561,7 @@
       </w:pPr>
       <w:r>
         <w:rPr>
+          <w:noProof/>
           <w:lang w:val="en-US"/>
         </w:rPr>
         <w:lastRenderedPageBreak/>
@@ -2003,13 +1609,8 @@
         <w:jc w:val="center"/>
       </w:pPr>
       <w:r>
-        <w:t xml:space="preserve">Рисунок 1.11 – тест </w:t>
-      </w:r>
-      <w:proofErr w:type="spellStart"/>
-      <w:r>
-        <w:t>пингованием</w:t>
-      </w:r>
-      <w:proofErr w:type="spellEnd"/>
+        <w:t>Рисунок 1.11 – тест пингованием</w:t>
+      </w:r>
     </w:p>
     <w:p>
       <w:pPr>
@@ -2030,15 +1631,7 @@
         <w:t xml:space="preserve"> 10</w:t>
       </w:r>
       <w:r>
-        <w:t xml:space="preserve">, до него </w:t>
-      </w:r>
-      <w:proofErr w:type="spellStart"/>
-      <w:r>
-        <w:t>пинг</w:t>
-      </w:r>
-      <w:proofErr w:type="spellEnd"/>
-      <w:r>
-        <w:t xml:space="preserve"> доходит, а до ПК4 и ПК3 уже нет, т.к. они состоят в подсетях </w:t>
+        <w:t xml:space="preserve">, до него пинг доходит, а до ПК4 и ПК3 уже нет, т.к. они состоят в подсетях </w:t>
       </w:r>
       <w:r>
         <w:t>30 и 20 соответственно.</w:t>
@@ -2062,23 +1655,7 @@
         <w:t xml:space="preserve">1.3 Задание 3. </w:t>
       </w:r>
       <w:r>
-        <w:t xml:space="preserve">Настройка </w:t>
-      </w:r>
-      <w:proofErr w:type="spellStart"/>
-      <w:r>
-        <w:t>interVLAN</w:t>
-      </w:r>
-      <w:proofErr w:type="spellEnd"/>
-      <w:r>
-        <w:t xml:space="preserve"> </w:t>
-      </w:r>
-      <w:proofErr w:type="spellStart"/>
-      <w:r>
-        <w:t>routing</w:t>
-      </w:r>
-      <w:proofErr w:type="spellEnd"/>
-      <w:r>
-        <w:t xml:space="preserve"> с помощью маршрутизатора</w:t>
+        <w:t>Настройка interVLAN routing с помощью маршрутизатора</w:t>
       </w:r>
       <w:r>
         <w:rPr>
@@ -2113,6 +1690,7 @@
         <w:rPr>
           <w:b/>
           <w:bCs w:val="0"/>
+          <w:noProof/>
           <w:lang w:val="en-US"/>
         </w:rPr>
         <w:drawing>
@@ -2193,6 +1771,7 @@
         <w:rPr>
           <w:b/>
           <w:bCs w:val="0"/>
+          <w:noProof/>
           <w:lang w:val="en-US"/>
         </w:rPr>
         <w:drawing>
@@ -2237,23 +1816,12 @@
         <w:pStyle w:val="a5"/>
         <w:ind w:firstLine="0"/>
         <w:jc w:val="center"/>
-        <w:rPr>
-          <w:lang w:val="en-US"/>
-        </w:rPr>
       </w:pPr>
       <w:r>
         <w:t>Рисунок</w:t>
       </w:r>
       <w:r>
-        <w:t xml:space="preserve"> 1.13 – </w:t>
-      </w:r>
-      <w:proofErr w:type="spellStart"/>
-      <w:r>
-        <w:t>Пингование</w:t>
-      </w:r>
-      <w:proofErr w:type="spellEnd"/>
-      <w:r>
-        <w:t xml:space="preserve"> в своей подсети и в соседствующую (в </w:t>
+        <w:t xml:space="preserve"> 1.13 – Пингование в своей подсети и в соседствующую (в </w:t>
       </w:r>
       <w:r>
         <w:rPr>
@@ -2285,18 +1853,18 @@
         <w:pStyle w:val="a5"/>
         <w:ind w:firstLine="0"/>
         <w:jc w:val="center"/>
-        <w:rPr>
-          <w:lang w:val="en-US"/>
-        </w:rPr>
-      </w:pPr>
-    </w:p>
-    <w:p>
-      <w:pPr>
-        <w:pStyle w:val="a5"/>
-        <w:ind w:firstLine="0"/>
-        <w:jc w:val="center"/>
-      </w:pPr>
-      <w:r>
+      </w:pPr>
+    </w:p>
+    <w:p>
+      <w:pPr>
+        <w:pStyle w:val="a5"/>
+        <w:ind w:firstLine="0"/>
+        <w:jc w:val="center"/>
+      </w:pPr>
+      <w:r>
+        <w:rPr>
+          <w:noProof/>
+        </w:rPr>
         <w:drawing>
           <wp:inline distT="0" distB="0" distL="0" distR="0" wp14:anchorId="6780A65D" wp14:editId="12B38488">
             <wp:extent cx="4072269" cy="1438535"/>
@@ -2366,6 +1934,9 @@
         <w:jc w:val="center"/>
       </w:pPr>
       <w:r>
+        <w:rPr>
+          <w:noProof/>
+        </w:rPr>
         <w:lastRenderedPageBreak/>
         <w:drawing>
           <wp:inline distT="0" distB="0" distL="0" distR="0" wp14:anchorId="06C20B19" wp14:editId="33243609">
@@ -2411,6 +1982,9 @@
         <w:jc w:val="center"/>
       </w:pPr>
       <w:r>
+        <w:rPr>
+          <w:noProof/>
+        </w:rPr>
         <w:drawing>
           <wp:inline distT="0" distB="0" distL="0" distR="0" wp14:anchorId="459936BD" wp14:editId="48BF33D8">
             <wp:extent cx="4253023" cy="2020186"/>
@@ -2502,22 +2076,20 @@
         <w:pStyle w:val="a5"/>
         <w:ind w:firstLine="0"/>
         <w:jc w:val="center"/>
-        <w:rPr>
-          <w:lang w:val="en-US"/>
-        </w:rPr>
-      </w:pPr>
-    </w:p>
-    <w:p>
-      <w:pPr>
-        <w:pStyle w:val="a5"/>
-        <w:ind w:firstLine="0"/>
-        <w:jc w:val="center"/>
-        <w:rPr>
-          <w:lang w:val="en-US"/>
-        </w:rPr>
-      </w:pPr>
-      <w:r>
-        <w:rPr>
+      </w:pPr>
+    </w:p>
+    <w:p>
+      <w:pPr>
+        <w:pStyle w:val="a5"/>
+        <w:ind w:firstLine="0"/>
+        <w:jc w:val="center"/>
+        <w:rPr>
+          <w:lang w:val="en-US"/>
+        </w:rPr>
+      </w:pPr>
+      <w:r>
+        <w:rPr>
+          <w:noProof/>
           <w:lang w:val="en-US"/>
         </w:rPr>
         <w:drawing>
@@ -2609,38 +2181,24 @@
         <w:t xml:space="preserve"> </w:t>
       </w:r>
       <w:r>
-        <w:t>подключение коммутатора</w:t>
-      </w:r>
-      <w:r>
-        <w:t>1</w:t>
-      </w:r>
-      <w:r>
-        <w:t xml:space="preserve"> в режиме </w:t>
-      </w:r>
-      <w:r>
-        <w:t>клиента</w:t>
-      </w:r>
-    </w:p>
-    <w:p>
-      <w:pPr>
-        <w:pStyle w:val="a5"/>
-        <w:ind w:firstLine="0"/>
-        <w:jc w:val="center"/>
-      </w:pPr>
-    </w:p>
-    <w:p>
-      <w:pPr>
-        <w:pStyle w:val="a5"/>
-        <w:ind w:firstLine="0"/>
-        <w:jc w:val="center"/>
-        <w:rPr>
-          <w:lang w:val="en-US"/>
-        </w:rPr>
-      </w:pPr>
-      <w:r>
-        <w:rPr>
-          <w:lang w:val="en-US"/>
-        </w:rPr>
+        <w:t>подключение коммутатора1 в режиме клиента</w:t>
+      </w:r>
+    </w:p>
+    <w:p>
+      <w:pPr>
+        <w:pStyle w:val="a5"/>
+        <w:ind w:firstLine="0"/>
+        <w:jc w:val="center"/>
+        <w:rPr>
+          <w:lang w:val="en-US"/>
+        </w:rPr>
+      </w:pPr>
+      <w:r>
+        <w:rPr>
+          <w:noProof/>
+          <w:lang w:val="en-US"/>
+        </w:rPr>
+        <w:lastRenderedPageBreak/>
         <w:drawing>
           <wp:inline distT="0" distB="0" distL="0" distR="0" wp14:anchorId="4E195802" wp14:editId="3D522EE7">
             <wp:extent cx="4934639" cy="3343742"/>
@@ -2749,31 +2307,9 @@
     <w:p>
       <w:pPr>
         <w:pStyle w:val="a5"/>
-        <w:rPr>
-          <w:lang w:val="en-US"/>
-        </w:rPr>
-      </w:pPr>
-      <w:r>
-        <w:t xml:space="preserve">1.4 </w:t>
-      </w:r>
-      <w:r>
-        <w:t xml:space="preserve">Задание 4. Настройка </w:t>
-      </w:r>
-      <w:proofErr w:type="spellStart"/>
-      <w:r>
-        <w:t>interVLAN</w:t>
-      </w:r>
-      <w:proofErr w:type="spellEnd"/>
-      <w:r>
-        <w:t xml:space="preserve"> </w:t>
-      </w:r>
-      <w:proofErr w:type="spellStart"/>
-      <w:r>
-        <w:t>routing</w:t>
-      </w:r>
-      <w:proofErr w:type="spellEnd"/>
-      <w:r>
-        <w:t xml:space="preserve"> с помощью L3- коммутатора</w:t>
+      </w:pPr>
+      <w:r>
+        <w:t>1.4 Задание 4. Настройка interVLAN routing с помощью L3- коммутатора</w:t>
       </w:r>
       <w:r>
         <w:rPr>
@@ -2785,20 +2321,1453 @@
     <w:p>
       <w:pPr>
         <w:pStyle w:val="a5"/>
+      </w:pPr>
+    </w:p>
+    <w:p>
+      <w:pPr>
+        <w:pStyle w:val="a5"/>
+        <w:ind w:firstLine="0"/>
+        <w:jc w:val="center"/>
         <w:rPr>
           <w:b/>
           <w:bCs w:val="0"/>
           <w:lang w:val="en-US"/>
         </w:rPr>
       </w:pPr>
-    </w:p>
-    <w:p>
-      <w:pPr>
-        <w:pStyle w:val="a5"/>
-        <w:ind w:firstLine="0"/>
-        <w:rPr>
-          <w:lang w:val="en-US"/>
-        </w:rPr>
+      <w:r>
+        <w:rPr>
+          <w:b/>
+          <w:bCs w:val="0"/>
+          <w:lang w:val="en-US"/>
+        </w:rPr>
+        <w:drawing>
+          <wp:inline distT="0" distB="0" distL="0" distR="0" wp14:anchorId="34E6B687" wp14:editId="40A0D39C">
+            <wp:extent cx="3538605" cy="4199860"/>
+            <wp:effectExtent l="0" t="0" r="5080" b="0"/>
+            <wp:docPr id="690163471" name="Рисунок 1"/>
+            <wp:cNvGraphicFramePr>
+              <a:graphicFrameLocks xmlns:a="http://schemas.openxmlformats.org/drawingml/2006/main" noChangeAspect="1"/>
+            </wp:cNvGraphicFramePr>
+            <a:graphic xmlns:a="http://schemas.openxmlformats.org/drawingml/2006/main">
+              <a:graphicData uri="http://schemas.openxmlformats.org/drawingml/2006/picture">
+                <pic:pic xmlns:pic="http://schemas.openxmlformats.org/drawingml/2006/picture">
+                  <pic:nvPicPr>
+                    <pic:cNvPr id="690163471" name=""/>
+                    <pic:cNvPicPr/>
+                  </pic:nvPicPr>
+                  <pic:blipFill>
+                    <a:blip r:embed="rId25"/>
+                    <a:stretch>
+                      <a:fillRect/>
+                    </a:stretch>
+                  </pic:blipFill>
+                  <pic:spPr>
+                    <a:xfrm>
+                      <a:off x="0" y="0"/>
+                      <a:ext cx="3542392" cy="4204355"/>
+                    </a:xfrm>
+                    <a:prstGeom prst="rect">
+                      <a:avLst/>
+                    </a:prstGeom>
+                  </pic:spPr>
+                </pic:pic>
+              </a:graphicData>
+            </a:graphic>
+          </wp:inline>
+        </w:drawing>
+      </w:r>
+    </w:p>
+    <w:p>
+      <w:pPr>
+        <w:pStyle w:val="a5"/>
+        <w:ind w:firstLine="0"/>
+        <w:jc w:val="center"/>
+      </w:pPr>
+      <w:r>
+        <w:t xml:space="preserve">Рисунок 1.18 – Схема локальной сети с </w:t>
+      </w:r>
+      <w:r>
+        <w:rPr>
+          <w:lang w:val="en-US"/>
+        </w:rPr>
+        <w:t>L</w:t>
+      </w:r>
+      <w:r>
+        <w:t xml:space="preserve">3 </w:t>
+      </w:r>
+      <w:r>
+        <w:t>коммутатором</w:t>
+      </w:r>
+    </w:p>
+    <w:p>
+      <w:pPr>
+        <w:pStyle w:val="a5"/>
+        <w:ind w:firstLine="0"/>
+        <w:jc w:val="center"/>
+      </w:pPr>
+      <w:r>
+        <w:lastRenderedPageBreak/>
+        <w:drawing>
+          <wp:inline distT="0" distB="0" distL="0" distR="0" wp14:anchorId="14054205" wp14:editId="28C26966">
+            <wp:extent cx="3705742" cy="771633"/>
+            <wp:effectExtent l="0" t="0" r="0" b="9525"/>
+            <wp:docPr id="549762043" name="Рисунок 1"/>
+            <wp:cNvGraphicFramePr>
+              <a:graphicFrameLocks xmlns:a="http://schemas.openxmlformats.org/drawingml/2006/main" noChangeAspect="1"/>
+            </wp:cNvGraphicFramePr>
+            <a:graphic xmlns:a="http://schemas.openxmlformats.org/drawingml/2006/main">
+              <a:graphicData uri="http://schemas.openxmlformats.org/drawingml/2006/picture">
+                <pic:pic xmlns:pic="http://schemas.openxmlformats.org/drawingml/2006/picture">
+                  <pic:nvPicPr>
+                    <pic:cNvPr id="549762043" name=""/>
+                    <pic:cNvPicPr/>
+                  </pic:nvPicPr>
+                  <pic:blipFill>
+                    <a:blip r:embed="rId26"/>
+                    <a:stretch>
+                      <a:fillRect/>
+                    </a:stretch>
+                  </pic:blipFill>
+                  <pic:spPr>
+                    <a:xfrm>
+                      <a:off x="0" y="0"/>
+                      <a:ext cx="3705742" cy="771633"/>
+                    </a:xfrm>
+                    <a:prstGeom prst="rect">
+                      <a:avLst/>
+                    </a:prstGeom>
+                  </pic:spPr>
+                </pic:pic>
+              </a:graphicData>
+            </a:graphic>
+          </wp:inline>
+        </w:drawing>
+      </w:r>
+    </w:p>
+    <w:p>
+      <w:pPr>
+        <w:pStyle w:val="a5"/>
+        <w:ind w:firstLine="0"/>
+        <w:jc w:val="center"/>
+        <w:rPr>
+          <w:lang w:val="en-US"/>
+        </w:rPr>
+      </w:pPr>
+      <w:r>
+        <w:t>Рисунок 1.19 – Условие проверки пройдено</w:t>
+      </w:r>
+    </w:p>
+    <w:p>
+      <w:pPr>
+        <w:pStyle w:val="a5"/>
+        <w:ind w:firstLine="0"/>
+        <w:rPr>
+          <w:lang w:val="en-US"/>
+        </w:rPr>
+      </w:pPr>
+    </w:p>
+    <w:p>
+      <w:pPr>
+        <w:pStyle w:val="a5"/>
+        <w:ind w:firstLine="0"/>
+      </w:pPr>
+      <w:r>
+        <w:rPr>
+          <w:lang w:val="en-US"/>
+        </w:rPr>
+        <w:tab/>
+        <w:t xml:space="preserve">2. </w:t>
+      </w:r>
+      <w:r>
+        <w:t xml:space="preserve">Выполнение </w:t>
+      </w:r>
+      <w:r>
+        <w:t>работы</w:t>
+      </w:r>
+    </w:p>
+    <w:p>
+      <w:pPr>
+        <w:pStyle w:val="a5"/>
+        <w:ind w:firstLine="0"/>
+      </w:pPr>
+      <w:r>
+        <w:tab/>
+        <w:t>2.1 Создание локальной сети, тестировка связи</w:t>
+      </w:r>
+      <w:r>
+        <w:t xml:space="preserve"> путём пингования</w:t>
+      </w:r>
+      <w:r>
+        <w:t>.</w:t>
+      </w:r>
+    </w:p>
+    <w:p>
+      <w:pPr>
+        <w:pStyle w:val="a5"/>
+        <w:ind w:firstLine="0"/>
+      </w:pPr>
+    </w:p>
+    <w:p>
+      <w:pPr>
+        <w:pStyle w:val="a5"/>
+        <w:ind w:firstLine="0"/>
+      </w:pPr>
+      <w:r>
+        <w:t xml:space="preserve">Таблица 1 – Задание с одним коммутатором </w:t>
+      </w:r>
+      <w:r>
+        <w:t xml:space="preserve">в таблице учеников позиция </w:t>
+      </w:r>
+      <w:r>
+        <w:t>–</w:t>
+      </w:r>
+      <w:r>
+        <w:t xml:space="preserve"> 13</w:t>
+      </w:r>
+      <w:r>
+        <w:t>.</w:t>
+      </w:r>
+    </w:p>
+    <w:tbl>
+      <w:tblPr>
+        <w:tblStyle w:val="af0"/>
+        <w:tblW w:w="0" w:type="auto"/>
+        <w:tblLook w:val="04A0" w:firstRow="1" w:lastRow="0" w:firstColumn="1" w:lastColumn="0" w:noHBand="0" w:noVBand="1"/>
+      </w:tblPr>
+      <w:tblGrid>
+        <w:gridCol w:w="2336"/>
+        <w:gridCol w:w="1770"/>
+        <w:gridCol w:w="2410"/>
+        <w:gridCol w:w="2829"/>
+      </w:tblGrid>
+      <w:tr>
+        <w:tc>
+          <w:tcPr>
+            <w:tcW w:w="2336" w:type="dxa"/>
+          </w:tcPr>
+          <w:p>
+            <w:pPr>
+              <w:pStyle w:val="a5"/>
+              <w:ind w:firstLine="0"/>
+            </w:pPr>
+            <w:r>
+              <w:t>Вариант</w:t>
+            </w:r>
+          </w:p>
+        </w:tc>
+        <w:tc>
+          <w:tcPr>
+            <w:tcW w:w="1770" w:type="dxa"/>
+          </w:tcPr>
+          <w:p>
+            <w:pPr>
+              <w:pStyle w:val="a5"/>
+              <w:ind w:firstLine="0"/>
+              <w:rPr>
+                <w:lang w:val="en-US"/>
+              </w:rPr>
+            </w:pPr>
+            <w:r>
+              <w:t xml:space="preserve">Кол-во </w:t>
+            </w:r>
+            <w:r>
+              <w:rPr>
+                <w:lang w:val="en-US"/>
+              </w:rPr>
+              <w:t>PC</w:t>
+            </w:r>
+          </w:p>
+        </w:tc>
+        <w:tc>
+          <w:tcPr>
+            <w:tcW w:w="2410" w:type="dxa"/>
+          </w:tcPr>
+          <w:p>
+            <w:pPr>
+              <w:pStyle w:val="a5"/>
+              <w:ind w:firstLine="0"/>
+            </w:pPr>
+            <w:r>
+              <w:t>Кол-во Серверов</w:t>
+            </w:r>
+          </w:p>
+        </w:tc>
+        <w:tc>
+          <w:tcPr>
+            <w:tcW w:w="2829" w:type="dxa"/>
+          </w:tcPr>
+          <w:p>
+            <w:pPr>
+              <w:pStyle w:val="a5"/>
+              <w:ind w:firstLine="0"/>
+            </w:pPr>
+            <w:r>
+              <w:t>Кол-во Ноутбуков</w:t>
+            </w:r>
+          </w:p>
+        </w:tc>
+      </w:tr>
+      <w:tr>
+        <w:tc>
+          <w:tcPr>
+            <w:tcW w:w="2336" w:type="dxa"/>
+          </w:tcPr>
+          <w:p>
+            <w:pPr>
+              <w:pStyle w:val="a5"/>
+              <w:ind w:firstLine="0"/>
+            </w:pPr>
+            <w:r>
+              <w:t>3</w:t>
+            </w:r>
+          </w:p>
+        </w:tc>
+        <w:tc>
+          <w:tcPr>
+            <w:tcW w:w="1770" w:type="dxa"/>
+          </w:tcPr>
+          <w:p>
+            <w:pPr>
+              <w:pStyle w:val="a5"/>
+              <w:ind w:firstLine="0"/>
+            </w:pPr>
+            <w:r>
+              <w:t>6</w:t>
+            </w:r>
+          </w:p>
+        </w:tc>
+        <w:tc>
+          <w:tcPr>
+            <w:tcW w:w="2410" w:type="dxa"/>
+          </w:tcPr>
+          <w:p>
+            <w:pPr>
+              <w:pStyle w:val="a5"/>
+              <w:ind w:firstLine="0"/>
+            </w:pPr>
+            <w:r>
+              <w:t>1</w:t>
+            </w:r>
+          </w:p>
+        </w:tc>
+        <w:tc>
+          <w:tcPr>
+            <w:tcW w:w="2829" w:type="dxa"/>
+          </w:tcPr>
+          <w:p>
+            <w:pPr>
+              <w:pStyle w:val="a5"/>
+              <w:ind w:firstLine="0"/>
+            </w:pPr>
+            <w:r>
+              <w:t>1</w:t>
+            </w:r>
+          </w:p>
+        </w:tc>
+      </w:tr>
+    </w:tbl>
+    <w:p>
+      <w:pPr>
+        <w:pStyle w:val="a5"/>
+        <w:ind w:firstLine="0"/>
+      </w:pPr>
+    </w:p>
+    <w:p>
+      <w:pPr>
+        <w:pStyle w:val="a5"/>
+        <w:ind w:firstLine="0"/>
+        <w:jc w:val="center"/>
+      </w:pPr>
+      <w:r>
+        <w:drawing>
+          <wp:inline distT="0" distB="0" distL="0" distR="0" wp14:anchorId="1799D211" wp14:editId="1E6ECB9A">
+            <wp:extent cx="3861189" cy="3317358"/>
+            <wp:effectExtent l="0" t="0" r="6350" b="0"/>
+            <wp:docPr id="1062310666" name="Рисунок 1"/>
+            <wp:cNvGraphicFramePr>
+              <a:graphicFrameLocks xmlns:a="http://schemas.openxmlformats.org/drawingml/2006/main" noChangeAspect="1"/>
+            </wp:cNvGraphicFramePr>
+            <a:graphic xmlns:a="http://schemas.openxmlformats.org/drawingml/2006/main">
+              <a:graphicData uri="http://schemas.openxmlformats.org/drawingml/2006/picture">
+                <pic:pic xmlns:pic="http://schemas.openxmlformats.org/drawingml/2006/picture">
+                  <pic:nvPicPr>
+                    <pic:cNvPr id="1062310666" name=""/>
+                    <pic:cNvPicPr/>
+                  </pic:nvPicPr>
+                  <pic:blipFill>
+                    <a:blip r:embed="rId27"/>
+                    <a:stretch>
+                      <a:fillRect/>
+                    </a:stretch>
+                  </pic:blipFill>
+                  <pic:spPr>
+                    <a:xfrm>
+                      <a:off x="0" y="0"/>
+                      <a:ext cx="3869697" cy="3324668"/>
+                    </a:xfrm>
+                    <a:prstGeom prst="rect">
+                      <a:avLst/>
+                    </a:prstGeom>
+                  </pic:spPr>
+                </pic:pic>
+              </a:graphicData>
+            </a:graphic>
+          </wp:inline>
+        </w:drawing>
+      </w:r>
+    </w:p>
+    <w:p>
+      <w:pPr>
+        <w:pStyle w:val="a5"/>
+        <w:ind w:firstLine="0"/>
+        <w:jc w:val="center"/>
+      </w:pPr>
+      <w:r>
+        <w:t>Рисунок 2.1 – Схема сети на одном коммутаторе</w:t>
+      </w:r>
+    </w:p>
+    <w:p>
+      <w:pPr>
+        <w:pStyle w:val="a5"/>
+        <w:ind w:firstLine="0"/>
+        <w:jc w:val="center"/>
+      </w:pPr>
+    </w:p>
+    <w:p>
+      <w:pPr>
+        <w:pStyle w:val="a5"/>
+        <w:ind w:firstLine="0"/>
+        <w:jc w:val="center"/>
+      </w:pPr>
+      <w:r>
+        <w:drawing>
+          <wp:inline distT="0" distB="0" distL="0" distR="0" wp14:anchorId="45FC90C6" wp14:editId="054AD506">
+            <wp:extent cx="2772162" cy="771633"/>
+            <wp:effectExtent l="0" t="0" r="0" b="9525"/>
+            <wp:docPr id="2019583986" name="Рисунок 1"/>
+            <wp:cNvGraphicFramePr>
+              <a:graphicFrameLocks xmlns:a="http://schemas.openxmlformats.org/drawingml/2006/main" noChangeAspect="1"/>
+            </wp:cNvGraphicFramePr>
+            <a:graphic xmlns:a="http://schemas.openxmlformats.org/drawingml/2006/main">
+              <a:graphicData uri="http://schemas.openxmlformats.org/drawingml/2006/picture">
+                <pic:pic xmlns:pic="http://schemas.openxmlformats.org/drawingml/2006/picture">
+                  <pic:nvPicPr>
+                    <pic:cNvPr id="2019583986" name=""/>
+                    <pic:cNvPicPr/>
+                  </pic:nvPicPr>
+                  <pic:blipFill>
+                    <a:blip r:embed="rId28"/>
+                    <a:stretch>
+                      <a:fillRect/>
+                    </a:stretch>
+                  </pic:blipFill>
+                  <pic:spPr>
+                    <a:xfrm>
+                      <a:off x="0" y="0"/>
+                      <a:ext cx="2772162" cy="771633"/>
+                    </a:xfrm>
+                    <a:prstGeom prst="rect">
+                      <a:avLst/>
+                    </a:prstGeom>
+                  </pic:spPr>
+                </pic:pic>
+              </a:graphicData>
+            </a:graphic>
+          </wp:inline>
+        </w:drawing>
+      </w:r>
+    </w:p>
+    <w:p>
+      <w:pPr>
+        <w:pStyle w:val="a5"/>
+        <w:ind w:firstLine="0"/>
+        <w:jc w:val="center"/>
+      </w:pPr>
+      <w:r>
+        <w:t>Рисунок 2.2 – Связь между элементами ЛС присутствует</w:t>
+      </w:r>
+    </w:p>
+    <w:p>
+      <w:pPr>
+        <w:pStyle w:val="a5"/>
+        <w:ind w:firstLine="0"/>
+      </w:pPr>
+    </w:p>
+    <w:p>
+      <w:pPr>
+        <w:pStyle w:val="a5"/>
+        <w:ind w:firstLine="0"/>
+      </w:pPr>
+      <w:r>
+        <w:tab/>
+        <w:t xml:space="preserve">2.2 </w:t>
+      </w:r>
+      <w:r>
+        <w:t>Выполнение с коммутаторами определённых по варианту.</w:t>
+      </w:r>
+      <w:r>
+        <w:t xml:space="preserve"> </w:t>
+      </w:r>
+      <w:r>
+        <w:t>Тестировка работы виртуальных подсетей пингованием</w:t>
+      </w:r>
+      <w:r>
+        <w:t>.</w:t>
+      </w:r>
+    </w:p>
+    <w:p>
+      <w:pPr>
+        <w:pStyle w:val="a5"/>
+        <w:ind w:firstLine="0"/>
+      </w:pPr>
+    </w:p>
+    <w:p>
+      <w:pPr>
+        <w:pStyle w:val="a5"/>
+        <w:ind w:firstLine="0"/>
+      </w:pPr>
+    </w:p>
+    <w:p>
+      <w:pPr>
+        <w:pStyle w:val="a5"/>
+        <w:ind w:firstLine="0"/>
+      </w:pPr>
+    </w:p>
+    <w:p>
+      <w:pPr>
+        <w:pStyle w:val="a5"/>
+        <w:ind w:firstLine="0"/>
+      </w:pPr>
+      <w:r>
+        <w:t>Таблица 2 – Вариант задания для разделения коммутаторами</w:t>
+      </w:r>
+    </w:p>
+    <w:tbl>
+      <w:tblPr>
+        <w:tblStyle w:val="af0"/>
+        <w:tblW w:w="0" w:type="auto"/>
+        <w:tblLook w:val="04A0" w:firstRow="1" w:lastRow="0" w:firstColumn="1" w:lastColumn="0" w:noHBand="0" w:noVBand="1"/>
+      </w:tblPr>
+      <w:tblGrid>
+        <w:gridCol w:w="1499"/>
+        <w:gridCol w:w="1388"/>
+        <w:gridCol w:w="1520"/>
+        <w:gridCol w:w="1544"/>
+        <w:gridCol w:w="1932"/>
+        <w:gridCol w:w="1462"/>
+      </w:tblGrid>
+      <w:tr>
+        <w:tc>
+          <w:tcPr>
+            <w:tcW w:w="1499" w:type="dxa"/>
+            <w:vMerge w:val="restart"/>
+            <w:vAlign w:val="center"/>
+          </w:tcPr>
+          <w:p>
+            <w:pPr>
+              <w:pStyle w:val="a5"/>
+              <w:ind w:firstLine="0"/>
+              <w:jc w:val="center"/>
+            </w:pPr>
+            <w:r>
+              <w:t>Вариант</w:t>
+            </w:r>
+          </w:p>
+        </w:tc>
+        <w:tc>
+          <w:tcPr>
+            <w:tcW w:w="7846" w:type="dxa"/>
+            <w:gridSpan w:val="5"/>
+            <w:vAlign w:val="center"/>
+          </w:tcPr>
+          <w:p>
+            <w:pPr>
+              <w:pStyle w:val="a5"/>
+              <w:ind w:firstLine="0"/>
+              <w:jc w:val="center"/>
+            </w:pPr>
+            <w:r>
+              <w:t>Количество</w:t>
+            </w:r>
+          </w:p>
+        </w:tc>
+      </w:tr>
+      <w:tr>
+        <w:tc>
+          <w:tcPr>
+            <w:tcW w:w="1499" w:type="dxa"/>
+            <w:vMerge/>
+          </w:tcPr>
+          <w:p>
+            <w:pPr>
+              <w:pStyle w:val="a5"/>
+              <w:ind w:firstLine="0"/>
+            </w:pPr>
+          </w:p>
+        </w:tc>
+        <w:tc>
+          <w:tcPr>
+            <w:tcW w:w="1388" w:type="dxa"/>
+          </w:tcPr>
+          <w:p>
+            <w:pPr>
+              <w:pStyle w:val="a5"/>
+              <w:ind w:firstLine="0"/>
+            </w:pPr>
+            <w:r>
+              <w:rPr>
+                <w:lang w:val="en-US"/>
+              </w:rPr>
+              <w:t>PC</w:t>
+            </w:r>
+          </w:p>
+        </w:tc>
+        <w:tc>
+          <w:tcPr>
+            <w:tcW w:w="1520" w:type="dxa"/>
+          </w:tcPr>
+          <w:p>
+            <w:pPr>
+              <w:pStyle w:val="a5"/>
+              <w:ind w:firstLine="0"/>
+            </w:pPr>
+            <w:r>
+              <w:t>Серверов</w:t>
+            </w:r>
+          </w:p>
+        </w:tc>
+        <w:tc>
+          <w:tcPr>
+            <w:tcW w:w="1544" w:type="dxa"/>
+          </w:tcPr>
+          <w:p>
+            <w:pPr>
+              <w:pStyle w:val="a5"/>
+              <w:ind w:firstLine="0"/>
+            </w:pPr>
+            <w:r>
+              <w:t>Ноутбуков</w:t>
+            </w:r>
+          </w:p>
+        </w:tc>
+        <w:tc>
+          <w:tcPr>
+            <w:tcW w:w="1932" w:type="dxa"/>
+          </w:tcPr>
+          <w:p>
+            <w:pPr>
+              <w:pStyle w:val="a5"/>
+              <w:ind w:firstLine="0"/>
+            </w:pPr>
+            <w:r>
+              <w:t>Коммутаторов</w:t>
+            </w:r>
+          </w:p>
+        </w:tc>
+        <w:tc>
+          <w:tcPr>
+            <w:tcW w:w="1462" w:type="dxa"/>
+          </w:tcPr>
+          <w:p>
+            <w:pPr>
+              <w:pStyle w:val="a5"/>
+              <w:ind w:firstLine="0"/>
+              <w:rPr>
+                <w:lang w:val="en-US"/>
+              </w:rPr>
+            </w:pPr>
+            <w:r>
+              <w:rPr>
+                <w:lang w:val="en-US"/>
+              </w:rPr>
+              <w:t>VLAN</w:t>
+            </w:r>
+          </w:p>
+        </w:tc>
+      </w:tr>
+      <w:tr>
+        <w:tc>
+          <w:tcPr>
+            <w:tcW w:w="1499" w:type="dxa"/>
+          </w:tcPr>
+          <w:p>
+            <w:pPr>
+              <w:pStyle w:val="a5"/>
+              <w:ind w:firstLine="0"/>
+              <w:rPr>
+                <w:lang w:val="en-US"/>
+              </w:rPr>
+            </w:pPr>
+            <w:r>
+              <w:rPr>
+                <w:lang w:val="en-US"/>
+              </w:rPr>
+              <w:t>3</w:t>
+            </w:r>
+          </w:p>
+        </w:tc>
+        <w:tc>
+          <w:tcPr>
+            <w:tcW w:w="1388" w:type="dxa"/>
+          </w:tcPr>
+          <w:p>
+            <w:pPr>
+              <w:pStyle w:val="a5"/>
+              <w:ind w:firstLine="0"/>
+              <w:rPr>
+                <w:lang w:val="en-US"/>
+              </w:rPr>
+            </w:pPr>
+            <w:r>
+              <w:rPr>
+                <w:lang w:val="en-US"/>
+              </w:rPr>
+              <w:t>6</w:t>
+            </w:r>
+          </w:p>
+        </w:tc>
+        <w:tc>
+          <w:tcPr>
+            <w:tcW w:w="1520" w:type="dxa"/>
+          </w:tcPr>
+          <w:p>
+            <w:pPr>
+              <w:pStyle w:val="a5"/>
+              <w:ind w:firstLine="0"/>
+              <w:rPr>
+                <w:lang w:val="en-US"/>
+              </w:rPr>
+            </w:pPr>
+            <w:r>
+              <w:rPr>
+                <w:lang w:val="en-US"/>
+              </w:rPr>
+              <w:t>3</w:t>
+            </w:r>
+          </w:p>
+        </w:tc>
+        <w:tc>
+          <w:tcPr>
+            <w:tcW w:w="1544" w:type="dxa"/>
+          </w:tcPr>
+          <w:p>
+            <w:pPr>
+              <w:pStyle w:val="a5"/>
+              <w:ind w:firstLine="0"/>
+              <w:rPr>
+                <w:lang w:val="en-US"/>
+              </w:rPr>
+            </w:pPr>
+            <w:r>
+              <w:rPr>
+                <w:lang w:val="en-US"/>
+              </w:rPr>
+              <w:t>3</w:t>
+            </w:r>
+          </w:p>
+        </w:tc>
+        <w:tc>
+          <w:tcPr>
+            <w:tcW w:w="1932" w:type="dxa"/>
+          </w:tcPr>
+          <w:p>
+            <w:pPr>
+              <w:pStyle w:val="a5"/>
+              <w:ind w:firstLine="0"/>
+              <w:rPr>
+                <w:lang w:val="en-US"/>
+              </w:rPr>
+            </w:pPr>
+            <w:r>
+              <w:rPr>
+                <w:lang w:val="en-US"/>
+              </w:rPr>
+              <w:t>3</w:t>
+            </w:r>
+          </w:p>
+        </w:tc>
+        <w:tc>
+          <w:tcPr>
+            <w:tcW w:w="1462" w:type="dxa"/>
+          </w:tcPr>
+          <w:p>
+            <w:pPr>
+              <w:pStyle w:val="a5"/>
+              <w:ind w:firstLine="0"/>
+              <w:rPr>
+                <w:lang w:val="en-US"/>
+              </w:rPr>
+            </w:pPr>
+            <w:r>
+              <w:rPr>
+                <w:lang w:val="en-US"/>
+              </w:rPr>
+              <w:t>3</w:t>
+            </w:r>
+          </w:p>
+        </w:tc>
+      </w:tr>
+    </w:tbl>
+    <w:p>
+      <w:pPr>
+        <w:pStyle w:val="a5"/>
+        <w:ind w:firstLine="0"/>
+      </w:pPr>
+    </w:p>
+    <w:p>
+      <w:pPr>
+        <w:pStyle w:val="a5"/>
+        <w:ind w:firstLine="0"/>
+        <w:jc w:val="center"/>
+        <w:rPr>
+          <w:lang w:val="en-US"/>
+        </w:rPr>
+      </w:pPr>
+    </w:p>
+    <w:p>
+      <w:pPr>
+        <w:pStyle w:val="a5"/>
+        <w:ind w:firstLine="0"/>
+        <w:jc w:val="center"/>
+        <w:rPr>
+          <w:lang w:val="en-US"/>
+        </w:rPr>
+      </w:pPr>
+      <w:r>
+        <w:rPr>
+          <w:lang w:val="en-US"/>
+        </w:rPr>
+        <w:drawing>
+          <wp:inline distT="0" distB="0" distL="0" distR="0" wp14:anchorId="00EA803A" wp14:editId="3F45EBBE">
+            <wp:extent cx="4229690" cy="3096057"/>
+            <wp:effectExtent l="0" t="0" r="0" b="9525"/>
+            <wp:docPr id="1723776657" name="Рисунок 1"/>
+            <wp:cNvGraphicFramePr>
+              <a:graphicFrameLocks xmlns:a="http://schemas.openxmlformats.org/drawingml/2006/main" noChangeAspect="1"/>
+            </wp:cNvGraphicFramePr>
+            <a:graphic xmlns:a="http://schemas.openxmlformats.org/drawingml/2006/main">
+              <a:graphicData uri="http://schemas.openxmlformats.org/drawingml/2006/picture">
+                <pic:pic xmlns:pic="http://schemas.openxmlformats.org/drawingml/2006/picture">
+                  <pic:nvPicPr>
+                    <pic:cNvPr id="1723776657" name=""/>
+                    <pic:cNvPicPr/>
+                  </pic:nvPicPr>
+                  <pic:blipFill>
+                    <a:blip r:embed="rId29"/>
+                    <a:stretch>
+                      <a:fillRect/>
+                    </a:stretch>
+                  </pic:blipFill>
+                  <pic:spPr>
+                    <a:xfrm>
+                      <a:off x="0" y="0"/>
+                      <a:ext cx="4229690" cy="3096057"/>
+                    </a:xfrm>
+                    <a:prstGeom prst="rect">
+                      <a:avLst/>
+                    </a:prstGeom>
+                  </pic:spPr>
+                </pic:pic>
+              </a:graphicData>
+            </a:graphic>
+          </wp:inline>
+        </w:drawing>
+      </w:r>
+    </w:p>
+    <w:p>
+      <w:pPr>
+        <w:pStyle w:val="a5"/>
+        <w:ind w:firstLine="0"/>
+        <w:jc w:val="center"/>
+      </w:pPr>
+      <w:r>
+        <w:t>Рисунок 2.3 – Разделение конечных устройств на пользователей виртуальных подсетей</w:t>
+      </w:r>
+    </w:p>
+    <w:p>
+      <w:pPr>
+        <w:pStyle w:val="a5"/>
+        <w:ind w:firstLine="0"/>
+        <w:jc w:val="center"/>
+      </w:pPr>
+      <w:r>
+        <w:t xml:space="preserve"> </w:t>
+      </w:r>
+    </w:p>
+    <w:p>
+      <w:pPr>
+        <w:pStyle w:val="a5"/>
+        <w:ind w:firstLine="0"/>
+        <w:jc w:val="center"/>
+      </w:pPr>
+      <w:r>
+        <w:drawing>
+          <wp:inline distT="0" distB="0" distL="0" distR="0" wp14:anchorId="22425D99" wp14:editId="670D8E79">
+            <wp:extent cx="2676899" cy="1076475"/>
+            <wp:effectExtent l="0" t="0" r="9525" b="9525"/>
+            <wp:docPr id="1320100482" name="Рисунок 1"/>
+            <wp:cNvGraphicFramePr>
+              <a:graphicFrameLocks xmlns:a="http://schemas.openxmlformats.org/drawingml/2006/main" noChangeAspect="1"/>
+            </wp:cNvGraphicFramePr>
+            <a:graphic xmlns:a="http://schemas.openxmlformats.org/drawingml/2006/main">
+              <a:graphicData uri="http://schemas.openxmlformats.org/drawingml/2006/picture">
+                <pic:pic xmlns:pic="http://schemas.openxmlformats.org/drawingml/2006/picture">
+                  <pic:nvPicPr>
+                    <pic:cNvPr id="1320100482" name=""/>
+                    <pic:cNvPicPr/>
+                  </pic:nvPicPr>
+                  <pic:blipFill>
+                    <a:blip r:embed="rId30"/>
+                    <a:stretch>
+                      <a:fillRect/>
+                    </a:stretch>
+                  </pic:blipFill>
+                  <pic:spPr>
+                    <a:xfrm>
+                      <a:off x="0" y="0"/>
+                      <a:ext cx="2676899" cy="1076475"/>
+                    </a:xfrm>
+                    <a:prstGeom prst="rect">
+                      <a:avLst/>
+                    </a:prstGeom>
+                  </pic:spPr>
+                </pic:pic>
+              </a:graphicData>
+            </a:graphic>
+          </wp:inline>
+        </w:drawing>
+      </w:r>
+    </w:p>
+    <w:p>
+      <w:pPr>
+        <w:pStyle w:val="a5"/>
+        <w:ind w:firstLine="0"/>
+        <w:jc w:val="center"/>
+      </w:pPr>
+      <w:r>
+        <w:t>Рисунок 2.4 – Результат тестов, вне виртуальной сети сообщение не доходит, внутри пингование работает</w:t>
+      </w:r>
+    </w:p>
+    <w:p>
+      <w:pPr>
+        <w:pStyle w:val="a5"/>
+        <w:ind w:firstLine="0"/>
+      </w:pPr>
+    </w:p>
+    <w:p>
+      <w:pPr>
+        <w:pStyle w:val="a5"/>
+        <w:ind w:firstLine="0"/>
+      </w:pPr>
+      <w:r>
+        <w:tab/>
+        <w:t xml:space="preserve">2.3 </w:t>
+      </w:r>
+      <w:r>
+        <w:t xml:space="preserve">Тестировка ЛС с двумя коммутаторами и параметрами, заданными в прошлом задании. Производятся те же тесты пингованием. Тестировка показала, что между коммутаторами общие виртуальные сети не могут получить доступа друг к другу, при этом в пределах одного коммутатора, </w:t>
+      </w:r>
+      <w:r>
+        <w:rPr>
+          <w:lang w:val="en-US"/>
+        </w:rPr>
+        <w:t>VLAN</w:t>
+      </w:r>
+      <w:r>
+        <w:t xml:space="preserve"> </w:t>
+      </w:r>
+      <w:r>
+        <w:t>работает корректно (Рисунок 2.6)</w:t>
+      </w:r>
+    </w:p>
+    <w:p>
+      <w:pPr>
+        <w:pStyle w:val="a5"/>
+        <w:ind w:firstLine="0"/>
+        <w:jc w:val="center"/>
+      </w:pPr>
+      <w:r>
+        <w:lastRenderedPageBreak/>
+        <w:drawing>
+          <wp:inline distT="0" distB="0" distL="0" distR="0" wp14:anchorId="63D7A088" wp14:editId="623662E3">
+            <wp:extent cx="4925112" cy="3353268"/>
+            <wp:effectExtent l="0" t="0" r="8890" b="0"/>
+            <wp:docPr id="643502516" name="Рисунок 1"/>
+            <wp:cNvGraphicFramePr>
+              <a:graphicFrameLocks xmlns:a="http://schemas.openxmlformats.org/drawingml/2006/main" noChangeAspect="1"/>
+            </wp:cNvGraphicFramePr>
+            <a:graphic xmlns:a="http://schemas.openxmlformats.org/drawingml/2006/main">
+              <a:graphicData uri="http://schemas.openxmlformats.org/drawingml/2006/picture">
+                <pic:pic xmlns:pic="http://schemas.openxmlformats.org/drawingml/2006/picture">
+                  <pic:nvPicPr>
+                    <pic:cNvPr id="643502516" name=""/>
+                    <pic:cNvPicPr/>
+                  </pic:nvPicPr>
+                  <pic:blipFill>
+                    <a:blip r:embed="rId31"/>
+                    <a:stretch>
+                      <a:fillRect/>
+                    </a:stretch>
+                  </pic:blipFill>
+                  <pic:spPr>
+                    <a:xfrm>
+                      <a:off x="0" y="0"/>
+                      <a:ext cx="4925112" cy="3353268"/>
+                    </a:xfrm>
+                    <a:prstGeom prst="rect">
+                      <a:avLst/>
+                    </a:prstGeom>
+                  </pic:spPr>
+                </pic:pic>
+              </a:graphicData>
+            </a:graphic>
+          </wp:inline>
+        </w:drawing>
+      </w:r>
+    </w:p>
+    <w:p>
+      <w:pPr>
+        <w:pStyle w:val="a5"/>
+        <w:ind w:firstLine="0"/>
+        <w:jc w:val="center"/>
+      </w:pPr>
+      <w:r>
+        <w:t>Рисунок 2.5 – Схема сети</w:t>
+      </w:r>
+    </w:p>
+    <w:p>
+      <w:pPr>
+        <w:pStyle w:val="a5"/>
+        <w:ind w:firstLine="0"/>
+        <w:jc w:val="center"/>
+      </w:pPr>
+    </w:p>
+    <w:p>
+      <w:pPr>
+        <w:pStyle w:val="a5"/>
+        <w:ind w:firstLine="0"/>
+        <w:jc w:val="center"/>
+      </w:pPr>
+      <w:r>
+        <w:drawing>
+          <wp:inline distT="0" distB="0" distL="0" distR="0" wp14:anchorId="3FFF7F3D" wp14:editId="47C10BF2">
+            <wp:extent cx="2772162" cy="1047896"/>
+            <wp:effectExtent l="0" t="0" r="9525" b="0"/>
+            <wp:docPr id="779136771" name="Рисунок 1"/>
+            <wp:cNvGraphicFramePr>
+              <a:graphicFrameLocks xmlns:a="http://schemas.openxmlformats.org/drawingml/2006/main" noChangeAspect="1"/>
+            </wp:cNvGraphicFramePr>
+            <a:graphic xmlns:a="http://schemas.openxmlformats.org/drawingml/2006/main">
+              <a:graphicData uri="http://schemas.openxmlformats.org/drawingml/2006/picture">
+                <pic:pic xmlns:pic="http://schemas.openxmlformats.org/drawingml/2006/picture">
+                  <pic:nvPicPr>
+                    <pic:cNvPr id="779136771" name=""/>
+                    <pic:cNvPicPr/>
+                  </pic:nvPicPr>
+                  <pic:blipFill>
+                    <a:blip r:embed="rId32"/>
+                    <a:stretch>
+                      <a:fillRect/>
+                    </a:stretch>
+                  </pic:blipFill>
+                  <pic:spPr>
+                    <a:xfrm>
+                      <a:off x="0" y="0"/>
+                      <a:ext cx="2772162" cy="1047896"/>
+                    </a:xfrm>
+                    <a:prstGeom prst="rect">
+                      <a:avLst/>
+                    </a:prstGeom>
+                  </pic:spPr>
+                </pic:pic>
+              </a:graphicData>
+            </a:graphic>
+          </wp:inline>
+        </w:drawing>
+      </w:r>
+    </w:p>
+    <w:p>
+      <w:pPr>
+        <w:pStyle w:val="a5"/>
+        <w:ind w:firstLine="0"/>
+        <w:jc w:val="center"/>
+      </w:pPr>
+      <w:r>
+        <w:t xml:space="preserve">Рисунок 2.6 </w:t>
+      </w:r>
+      <w:r>
+        <w:t xml:space="preserve">– </w:t>
+      </w:r>
+      <w:r>
+        <w:t>Тесты</w:t>
+      </w:r>
+    </w:p>
+    <w:p>
+      <w:pPr>
+        <w:pStyle w:val="a5"/>
+        <w:ind w:firstLine="0"/>
+      </w:pPr>
+    </w:p>
+    <w:p>
+      <w:pPr>
+        <w:pStyle w:val="a5"/>
+        <w:ind w:firstLine="0"/>
+      </w:pPr>
+      <w:r>
+        <w:tab/>
+        <w:t>2.4</w:t>
+      </w:r>
+      <w:r>
+        <w:t xml:space="preserve"> </w:t>
+      </w:r>
+      <w:r>
+        <w:t>Повторить прошлые тесты при условии наличия транкового соединения между коммутаторами.</w:t>
+      </w:r>
+    </w:p>
+    <w:p>
+      <w:pPr>
+        <w:pStyle w:val="a5"/>
+        <w:ind w:firstLine="0"/>
+        <w:rPr>
+          <w:lang w:val="en-US"/>
+        </w:rPr>
+      </w:pPr>
+    </w:p>
+    <w:p>
+      <w:pPr>
+        <w:pStyle w:val="a5"/>
+        <w:ind w:firstLine="0"/>
+        <w:jc w:val="center"/>
+        <w:rPr>
+          <w:lang w:val="en-US"/>
+        </w:rPr>
+      </w:pPr>
+      <w:r>
+        <w:rPr>
+          <w:lang w:val="en-US"/>
+        </w:rPr>
+        <w:lastRenderedPageBreak/>
+        <w:drawing>
+          <wp:inline distT="0" distB="0" distL="0" distR="0" wp14:anchorId="45829382" wp14:editId="6AD2D0B9">
+            <wp:extent cx="5940425" cy="3766820"/>
+            <wp:effectExtent l="0" t="0" r="3175" b="5080"/>
+            <wp:docPr id="1945676162" name="Рисунок 1"/>
+            <wp:cNvGraphicFramePr>
+              <a:graphicFrameLocks xmlns:a="http://schemas.openxmlformats.org/drawingml/2006/main" noChangeAspect="1"/>
+            </wp:cNvGraphicFramePr>
+            <a:graphic xmlns:a="http://schemas.openxmlformats.org/drawingml/2006/main">
+              <a:graphicData uri="http://schemas.openxmlformats.org/drawingml/2006/picture">
+                <pic:pic xmlns:pic="http://schemas.openxmlformats.org/drawingml/2006/picture">
+                  <pic:nvPicPr>
+                    <pic:cNvPr id="1945676162" name=""/>
+                    <pic:cNvPicPr/>
+                  </pic:nvPicPr>
+                  <pic:blipFill>
+                    <a:blip r:embed="rId33"/>
+                    <a:stretch>
+                      <a:fillRect/>
+                    </a:stretch>
+                  </pic:blipFill>
+                  <pic:spPr>
+                    <a:xfrm>
+                      <a:off x="0" y="0"/>
+                      <a:ext cx="5940425" cy="3766820"/>
+                    </a:xfrm>
+                    <a:prstGeom prst="rect">
+                      <a:avLst/>
+                    </a:prstGeom>
+                  </pic:spPr>
+                </pic:pic>
+              </a:graphicData>
+            </a:graphic>
+          </wp:inline>
+        </w:drawing>
+      </w:r>
+    </w:p>
+    <w:p>
+      <w:pPr>
+        <w:pStyle w:val="a5"/>
+        <w:ind w:firstLine="0"/>
+        <w:jc w:val="center"/>
+      </w:pPr>
+      <w:r>
+        <w:t xml:space="preserve">Рисунок 2.7 – Схема для локальной сети из двух коммутаторов соединённых </w:t>
+      </w:r>
+      <w:r>
+        <w:rPr>
+          <w:lang w:val="en-US"/>
+        </w:rPr>
+        <w:t>trunk</w:t>
+      </w:r>
+      <w:r>
+        <w:t xml:space="preserve"> </w:t>
+      </w:r>
+      <w:r>
+        <w:t>соединением</w:t>
+      </w:r>
+    </w:p>
+    <w:p>
+      <w:pPr>
+        <w:pStyle w:val="a5"/>
+        <w:ind w:firstLine="0"/>
+        <w:jc w:val="center"/>
+      </w:pPr>
+    </w:p>
+    <w:p>
+      <w:pPr>
+        <w:pStyle w:val="a5"/>
+        <w:ind w:firstLine="0"/>
+        <w:jc w:val="center"/>
+      </w:pPr>
+      <w:r>
+        <w:rPr>
+          <w:lang w:val="en-US"/>
+        </w:rPr>
+        <w:drawing>
+          <wp:inline distT="0" distB="0" distL="0" distR="0" wp14:anchorId="43F73E6E" wp14:editId="7F22DC79">
+            <wp:extent cx="2819794" cy="1971950"/>
+            <wp:effectExtent l="0" t="0" r="0" b="0"/>
+            <wp:docPr id="815995460" name="Рисунок 1"/>
+            <wp:cNvGraphicFramePr>
+              <a:graphicFrameLocks xmlns:a="http://schemas.openxmlformats.org/drawingml/2006/main" noChangeAspect="1"/>
+            </wp:cNvGraphicFramePr>
+            <a:graphic xmlns:a="http://schemas.openxmlformats.org/drawingml/2006/main">
+              <a:graphicData uri="http://schemas.openxmlformats.org/drawingml/2006/picture">
+                <pic:pic xmlns:pic="http://schemas.openxmlformats.org/drawingml/2006/picture">
+                  <pic:nvPicPr>
+                    <pic:cNvPr id="815995460" name=""/>
+                    <pic:cNvPicPr/>
+                  </pic:nvPicPr>
+                  <pic:blipFill>
+                    <a:blip r:embed="rId34"/>
+                    <a:stretch>
+                      <a:fillRect/>
+                    </a:stretch>
+                  </pic:blipFill>
+                  <pic:spPr>
+                    <a:xfrm>
+                      <a:off x="0" y="0"/>
+                      <a:ext cx="2819794" cy="1971950"/>
+                    </a:xfrm>
+                    <a:prstGeom prst="rect">
+                      <a:avLst/>
+                    </a:prstGeom>
+                  </pic:spPr>
+                </pic:pic>
+              </a:graphicData>
+            </a:graphic>
+          </wp:inline>
+        </w:drawing>
+      </w:r>
+    </w:p>
+    <w:p>
+      <w:pPr>
+        <w:pStyle w:val="a5"/>
+        <w:ind w:firstLine="0"/>
+        <w:jc w:val="center"/>
+      </w:pPr>
+      <w:r>
+        <w:t xml:space="preserve">Рисунок 2.8 </w:t>
+      </w:r>
+      <w:r>
+        <w:t>–</w:t>
+      </w:r>
+      <w:r>
+        <w:t xml:space="preserve"> </w:t>
+      </w:r>
+      <w:r>
+        <w:t xml:space="preserve">Результат пингования в </w:t>
+      </w:r>
+      <w:r>
+        <w:t xml:space="preserve">соответствующих </w:t>
+      </w:r>
+      <w:r>
+        <w:t xml:space="preserve">виртуальных </w:t>
+      </w:r>
+      <w:r>
+        <w:t>сет</w:t>
+      </w:r>
+      <w:r>
+        <w:t>ях</w:t>
+      </w:r>
+    </w:p>
+    <w:p>
+      <w:pPr>
+        <w:pStyle w:val="a5"/>
+        <w:ind w:firstLine="0"/>
+        <w:jc w:val="center"/>
+      </w:pPr>
+    </w:p>
+    <w:p>
+      <w:pPr>
+        <w:pStyle w:val="a5"/>
+        <w:ind w:firstLine="0"/>
+        <w:jc w:val="center"/>
+      </w:pPr>
+      <w:r>
+        <w:rPr>
+          <w:lang w:val="en-US"/>
+        </w:rPr>
+        <w:drawing>
+          <wp:inline distT="0" distB="0" distL="0" distR="0" wp14:anchorId="5EA1EEA8" wp14:editId="054D81AB">
+            <wp:extent cx="2800741" cy="1000265"/>
+            <wp:effectExtent l="0" t="0" r="0" b="9525"/>
+            <wp:docPr id="1102374846" name="Рисунок 1"/>
+            <wp:cNvGraphicFramePr>
+              <a:graphicFrameLocks xmlns:a="http://schemas.openxmlformats.org/drawingml/2006/main" noChangeAspect="1"/>
+            </wp:cNvGraphicFramePr>
+            <a:graphic xmlns:a="http://schemas.openxmlformats.org/drawingml/2006/main">
+              <a:graphicData uri="http://schemas.openxmlformats.org/drawingml/2006/picture">
+                <pic:pic xmlns:pic="http://schemas.openxmlformats.org/drawingml/2006/picture">
+                  <pic:nvPicPr>
+                    <pic:cNvPr id="1102374846" name=""/>
+                    <pic:cNvPicPr/>
+                  </pic:nvPicPr>
+                  <pic:blipFill>
+                    <a:blip r:embed="rId35"/>
+                    <a:stretch>
+                      <a:fillRect/>
+                    </a:stretch>
+                  </pic:blipFill>
+                  <pic:spPr>
+                    <a:xfrm>
+                      <a:off x="0" y="0"/>
+                      <a:ext cx="2800741" cy="1000265"/>
+                    </a:xfrm>
+                    <a:prstGeom prst="rect">
+                      <a:avLst/>
+                    </a:prstGeom>
+                  </pic:spPr>
+                </pic:pic>
+              </a:graphicData>
+            </a:graphic>
+          </wp:inline>
+        </w:drawing>
+      </w:r>
+    </w:p>
+    <w:p>
+      <w:pPr>
+        <w:pStyle w:val="a5"/>
+        <w:ind w:firstLine="0"/>
+        <w:jc w:val="center"/>
+      </w:pPr>
+      <w:r>
+        <w:t xml:space="preserve">Рисунок 2.8 – Результат пингования в </w:t>
+      </w:r>
+      <w:r>
+        <w:t>не</w:t>
+      </w:r>
+      <w:r>
+        <w:t>соответствующих виртуальных сетях</w:t>
+      </w:r>
+    </w:p>
+    <w:p>
+      <w:pPr>
+        <w:pStyle w:val="a5"/>
+        <w:ind w:firstLine="0"/>
+      </w:pPr>
+    </w:p>
+    <w:p>
+      <w:pPr>
+        <w:pStyle w:val="a5"/>
+        <w:ind w:firstLine="0"/>
+      </w:pPr>
+      <w:r>
+        <w:lastRenderedPageBreak/>
+        <w:tab/>
+        <w:t>2.5 Работа по построению сети была выполнена в рамках СР Задания 3</w:t>
+      </w:r>
+      <w:r>
+        <w:t xml:space="preserve">. В данной работе она отмечена как </w:t>
+      </w:r>
+      <w:r>
+        <w:t>пп</w:t>
+      </w:r>
+      <w:r>
+        <w:t>1.3.</w:t>
+      </w:r>
+      <w:r>
+        <w:t xml:space="preserve"> Рисунки работы подсети приложены на Рисунке 1.12 и Рисунке 1.13</w:t>
+      </w:r>
+      <w:r>
+        <w:t>.</w:t>
+      </w:r>
+    </w:p>
+    <w:p>
+      <w:pPr>
+        <w:pStyle w:val="a5"/>
+        <w:ind w:firstLine="0"/>
+      </w:pPr>
+    </w:p>
+    <w:p>
+      <w:pPr>
+        <w:pStyle w:val="a5"/>
+        <w:ind w:firstLine="0"/>
+        <w:rPr>
+          <w:lang w:val="en-US"/>
+        </w:rPr>
+      </w:pPr>
+      <w:r>
+        <w:tab/>
+        <w:t>Вывод</w:t>
+      </w:r>
+      <w:r>
+        <w:rPr>
+          <w:lang w:val="en-US"/>
+        </w:rPr>
+        <w:t>:</w:t>
+      </w:r>
+    </w:p>
+    <w:p>
+      <w:pPr>
+        <w:pStyle w:val="a5"/>
+      </w:pPr>
+      <w:r>
+        <w:t>В ходе данной лабораторной работы были и</w:t>
+      </w:r>
+      <w:r>
+        <w:t>сследован</w:t>
+      </w:r>
+      <w:r>
+        <w:t>ы</w:t>
+      </w:r>
+      <w:r>
+        <w:t xml:space="preserve"> принцип</w:t>
+      </w:r>
+      <w:r>
+        <w:t>ы</w:t>
+      </w:r>
+      <w:r>
+        <w:t xml:space="preserve"> работы коммутаторов и виртуальных локальных сетей, способ</w:t>
+      </w:r>
+      <w:r>
+        <w:t>ы</w:t>
+      </w:r>
+      <w:r>
+        <w:t xml:space="preserve"> конфигурации коммутаторов для построения виртуальных локальных сетей, приобретен</w:t>
+      </w:r>
+      <w:r>
+        <w:t>ы</w:t>
+      </w:r>
+      <w:r>
+        <w:t xml:space="preserve"> практически</w:t>
+      </w:r>
+      <w:r>
+        <w:t>е</w:t>
+      </w:r>
+      <w:r>
+        <w:t xml:space="preserve"> навык</w:t>
+      </w:r>
+      <w:r>
+        <w:t>и</w:t>
+      </w:r>
+      <w:r>
+        <w:t xml:space="preserve"> конфигурации коммутаторов и исследования функционирования виртуальных сетей.</w:t>
+      </w:r>
+    </w:p>
+    <w:p>
+      <w:pPr>
+        <w:pStyle w:val="a5"/>
+        <w:ind w:firstLine="0"/>
       </w:pPr>
     </w:p>
     <w:sectPr>
@@ -3420,7 +4389,6 @@
   <w:style w:type="character" w:default="1" w:styleId="a0">
     <w:name w:val="Default Paragraph Font"/>
     <w:uiPriority w:val="1"/>
-    <w:semiHidden/>
     <w:unhideWhenUsed/>
   </w:style>
   <w:style w:type="table" w:default="1" w:styleId="a1">
@@ -3802,6 +4770,25 @@
       <w:spacing w:val="5"/>
     </w:rPr>
   </w:style>
+  <w:style w:type="table" w:styleId="af0">
+    <w:name w:val="Table Grid"/>
+    <w:basedOn w:val="a1"/>
+    <w:uiPriority w:val="39"/>
+    <w:rsid w:val="00C02FE1"/>
+    <w:pPr>
+      <w:spacing w:after="0" w:line="240" w:lineRule="auto"/>
+    </w:pPr>
+    <w:tblPr>
+      <w:tblBorders>
+        <w:top w:val="single" w:sz="4" w:space="0" w:color="auto"/>
+        <w:left w:val="single" w:sz="4" w:space="0" w:color="auto"/>
+        <w:bottom w:val="single" w:sz="4" w:space="0" w:color="auto"/>
+        <w:right w:val="single" w:sz="4" w:space="0" w:color="auto"/>
+        <w:insideH w:val="single" w:sz="4" w:space="0" w:color="auto"/>
+        <w:insideV w:val="single" w:sz="4" w:space="0" w:color="auto"/>
+      </w:tblBorders>
+    </w:tblPr>
+  </w:style>
 </w:styles>
 </file>
 

--- a/Инфокоммуникационные системы и сети/Лабы/Лабораторная работа #7/Лабораторная работа #7.docx
+++ b/Инфокоммуникационные системы и сети/Лабы/Лабораторная работа #7/Лабораторная работа #7.docx
@@ -1,6 +1,6 @@
 
 <file path=word/document.xml><?xml version="1.0" encoding="utf-8"?>
-<w:document xmlns:wpc="http://schemas.microsoft.com/office/word/2010/wordprocessingCanvas" xmlns:cx="http://schemas.microsoft.com/office/drawing/2014/chartex" xmlns:cx1="http://schemas.microsoft.com/office/drawing/2015/9/8/chartex" xmlns:cx2="http://schemas.microsoft.com/office/drawing/2015/10/21/chartex" xmlns:cx3="http://schemas.microsoft.com/office/drawing/2016/5/9/chartex" xmlns:cx4="http://schemas.microsoft.com/office/drawing/2016/5/10/chartex" xmlns:cx5="http://schemas.microsoft.com/office/drawing/2016/5/11/chartex" xmlns:cx6="http://schemas.microsoft.com/office/drawing/2016/5/12/chartex" xmlns:cx7="http://schemas.microsoft.com/office/drawing/2016/5/13/chartex" xmlns:cx8="http://schemas.microsoft.com/office/drawing/2016/5/14/chartex" xmlns:mc="http://schemas.openxmlformats.org/markup-compatibility/2006" xmlns:aink="http://schemas.microsoft.com/office/drawing/2016/ink" xmlns:am3d="http://schemas.microsoft.com/office/drawing/2017/model3d" xmlns:o="urn:schemas-microsoft-com:office:office" xmlns:oel="http://schemas.microsoft.com/office/2019/extlst" xmlns:r="http://schemas.openxmlformats.org/officeDocument/2006/relationships" xmlns:m="http://schemas.openxmlformats.org/officeDocument/2006/math" xmlns:v="urn:schemas-microsoft-com:vml" xmlns:wp14="http://schemas.microsoft.com/office/word/2010/wordprocessingDrawing" xmlns:wp="http://schemas.openxmlformats.org/drawingml/2006/wordprocessingDrawing" xmlns:w10="urn:schemas-microsoft-com:office:word" xmlns:w="http://schemas.openxmlformats.org/wordprocessingml/2006/main" xmlns:w14="http://schemas.microsoft.com/office/word/2010/wordml" xmlns:w15="http://schemas.microsoft.com/office/word/2012/wordml" xmlns:w16cex="http://schemas.microsoft.com/office/word/2018/wordml/cex" xmlns:w16cid="http://schemas.microsoft.com/office/word/2016/wordml/cid" xmlns:w16="http://schemas.microsoft.com/office/word/2018/wordml" xmlns:w16du="http://schemas.microsoft.com/office/word/2023/wordml/word16du" xmlns:w16sdtdh="http://schemas.microsoft.com/office/word/2020/wordml/sdtdatahash" xmlns:w16sdtfl="http://schemas.microsoft.com/office/word/2024/wordml/sdtformatlock" xmlns:w16se="http://schemas.microsoft.com/office/word/2015/wordml/symex" xmlns:wpg="http://schemas.microsoft.com/office/word/2010/wordprocessingGroup" xmlns:wpi="http://schemas.microsoft.com/office/word/2010/wordprocessingInk" xmlns:wne="http://schemas.microsoft.com/office/word/2006/wordml" xmlns:wps="http://schemas.microsoft.com/office/word/2010/wordprocessingShape" mc:Ignorable="w14 w15 w16se w16cid w16 w16cex w16sdtdh w16sdtfl w16du wp14">
+<w:document xmlns:wpc="http://schemas.microsoft.com/office/word/2010/wordprocessingCanvas" xmlns:cx="http://schemas.microsoft.com/office/drawing/2014/chartex" xmlns:cx1="http://schemas.microsoft.com/office/drawing/2015/9/8/chartex" xmlns:cx2="http://schemas.microsoft.com/office/drawing/2015/10/21/chartex" xmlns:cx3="http://schemas.microsoft.com/office/drawing/2016/5/9/chartex" xmlns:cx4="http://schemas.microsoft.com/office/drawing/2016/5/10/chartex" xmlns:cx5="http://schemas.microsoft.com/office/drawing/2016/5/11/chartex" xmlns:cx6="http://schemas.microsoft.com/office/drawing/2016/5/12/chartex" xmlns:cx7="http://schemas.microsoft.com/office/drawing/2016/5/13/chartex" xmlns:cx8="http://schemas.microsoft.com/office/drawing/2016/5/14/chartex" xmlns:mc="http://schemas.openxmlformats.org/markup-compatibility/2006" xmlns:aink="http://schemas.microsoft.com/office/drawing/2016/ink" xmlns:am3d="http://schemas.microsoft.com/office/drawing/2017/model3d" xmlns:o="urn:schemas-microsoft-com:office:office" xmlns:r="http://schemas.openxmlformats.org/officeDocument/2006/relationships" xmlns:m="http://schemas.openxmlformats.org/officeDocument/2006/math" xmlns:v="urn:schemas-microsoft-com:vml" xmlns:wp14="http://schemas.microsoft.com/office/word/2010/wordprocessingDrawing" xmlns:wp="http://schemas.openxmlformats.org/drawingml/2006/wordprocessingDrawing" xmlns:w10="urn:schemas-microsoft-com:office:word" xmlns:w="http://schemas.openxmlformats.org/wordprocessingml/2006/main" xmlns:w14="http://schemas.microsoft.com/office/word/2010/wordml" xmlns:w15="http://schemas.microsoft.com/office/word/2012/wordml" xmlns:w16cex="http://schemas.microsoft.com/office/word/2018/wordml/cex" xmlns:w16cid="http://schemas.microsoft.com/office/word/2016/wordml/cid" xmlns:w16="http://schemas.microsoft.com/office/word/2018/wordml" xmlns:w16sdtdh="http://schemas.microsoft.com/office/word/2020/wordml/sdtdatahash" xmlns:w16se="http://schemas.microsoft.com/office/word/2015/wordml/symex" xmlns:wpg="http://schemas.microsoft.com/office/word/2010/wordprocessingGroup" xmlns:wpi="http://schemas.microsoft.com/office/word/2010/wordprocessingInk" xmlns:wne="http://schemas.microsoft.com/office/word/2006/wordml" xmlns:wps="http://schemas.microsoft.com/office/word/2010/wordprocessingShape" mc:Ignorable="w14 w15 w16se w16cid w16 w16cex w16sdtdh wp14">
   <w:body>
     <w:p>
       <w:pPr>
@@ -237,9 +237,6 @@
       <w:pPr>
         <w:pStyle w:val="a5"/>
         <w:ind w:firstLine="0"/>
-        <w:rPr>
-          <w:lang w:val="en-US"/>
-        </w:rPr>
       </w:pPr>
     </w:p>
     <w:p>
@@ -423,9 +420,6 @@
     <w:p>
       <w:pPr>
         <w:pStyle w:val="a5"/>
-        <w:rPr>
-          <w:lang w:val="en-US"/>
-        </w:rPr>
       </w:pPr>
       <w:r>
         <w:t>1. Решение задач для самостоятельного выполнения.</w:t>
@@ -2338,6 +2332,7 @@
         <w:rPr>
           <w:b/>
           <w:bCs w:val="0"/>
+          <w:noProof/>
           <w:lang w:val="en-US"/>
         </w:rPr>
         <w:drawing>
@@ -2406,6 +2401,9 @@
         <w:jc w:val="center"/>
       </w:pPr>
       <w:r>
+        <w:rPr>
+          <w:noProof/>
+        </w:rPr>
         <w:lastRenderedPageBreak/>
         <w:drawing>
           <wp:inline distT="0" distB="0" distL="0" distR="0" wp14:anchorId="14054205" wp14:editId="28C26966">
@@ -2449,9 +2447,6 @@
         <w:pStyle w:val="a5"/>
         <w:ind w:firstLine="0"/>
         <w:jc w:val="center"/>
-        <w:rPr>
-          <w:lang w:val="en-US"/>
-        </w:rPr>
       </w:pPr>
       <w:r>
         <w:t>Рисунок 1.19 – Условие проверки пройдено</w:t>
@@ -2461,20 +2456,14 @@
       <w:pPr>
         <w:pStyle w:val="a5"/>
         <w:ind w:firstLine="0"/>
-        <w:rPr>
-          <w:lang w:val="en-US"/>
-        </w:rPr>
-      </w:pPr>
-    </w:p>
-    <w:p>
-      <w:pPr>
-        <w:pStyle w:val="a5"/>
-        <w:ind w:firstLine="0"/>
-      </w:pPr>
-      <w:r>
-        <w:rPr>
-          <w:lang w:val="en-US"/>
-        </w:rPr>
+      </w:pPr>
+    </w:p>
+    <w:p>
+      <w:pPr>
+        <w:pStyle w:val="a5"/>
+        <w:ind w:firstLine="0"/>
+      </w:pPr>
+      <w:r>
         <w:tab/>
         <w:t xml:space="preserve">2. </w:t>
       </w:r>
@@ -2679,6 +2668,9 @@
         <w:jc w:val="center"/>
       </w:pPr>
       <w:r>
+        <w:rPr>
+          <w:noProof/>
+        </w:rPr>
         <w:drawing>
           <wp:inline distT="0" distB="0" distL="0" distR="0" wp14:anchorId="1799D211" wp14:editId="1E6ECB9A">
             <wp:extent cx="3861189" cy="3317358"/>
@@ -2740,6 +2732,9 @@
         <w:jc w:val="center"/>
       </w:pPr>
       <w:r>
+        <w:rPr>
+          <w:noProof/>
+        </w:rPr>
         <w:drawing>
           <wp:inline distT="0" distB="0" distL="0" distR="0" wp14:anchorId="45FC90C6" wp14:editId="054AD506">
             <wp:extent cx="2772162" cy="771633"/>
@@ -3135,6 +3130,7 @@
       </w:pPr>
       <w:r>
         <w:rPr>
+          <w:noProof/>
           <w:lang w:val="en-US"/>
         </w:rPr>
         <w:drawing>
@@ -3201,6 +3197,9 @@
         <w:jc w:val="center"/>
       </w:pPr>
       <w:r>
+        <w:rPr>
+          <w:noProof/>
+        </w:rPr>
         <w:drawing>
           <wp:inline distT="0" distB="0" distL="0" distR="0" wp14:anchorId="22425D99" wp14:editId="670D8E79">
             <wp:extent cx="2676899" cy="1076475"/>
@@ -3286,6 +3285,9 @@
         <w:jc w:val="center"/>
       </w:pPr>
       <w:r>
+        <w:rPr>
+          <w:noProof/>
+        </w:rPr>
         <w:lastRenderedPageBreak/>
         <w:drawing>
           <wp:inline distT="0" distB="0" distL="0" distR="0" wp14:anchorId="63D7A088" wp14:editId="623662E3">
@@ -3348,6 +3350,9 @@
         <w:jc w:val="center"/>
       </w:pPr>
       <w:r>
+        <w:rPr>
+          <w:noProof/>
+        </w:rPr>
         <w:drawing>
           <wp:inline distT="0" distB="0" distL="0" distR="0" wp14:anchorId="3FFF7F3D" wp14:editId="47C10BF2">
             <wp:extent cx="2772162" cy="1047896"/>
@@ -3427,22 +3432,20 @@
       <w:pPr>
         <w:pStyle w:val="a5"/>
         <w:ind w:firstLine="0"/>
-        <w:rPr>
-          <w:lang w:val="en-US"/>
-        </w:rPr>
-      </w:pPr>
-    </w:p>
-    <w:p>
-      <w:pPr>
-        <w:pStyle w:val="a5"/>
-        <w:ind w:firstLine="0"/>
-        <w:jc w:val="center"/>
-        <w:rPr>
-          <w:lang w:val="en-US"/>
-        </w:rPr>
-      </w:pPr>
-      <w:r>
-        <w:rPr>
+      </w:pPr>
+    </w:p>
+    <w:p>
+      <w:pPr>
+        <w:pStyle w:val="a5"/>
+        <w:ind w:firstLine="0"/>
+        <w:jc w:val="center"/>
+        <w:rPr>
+          <w:lang w:val="en-US"/>
+        </w:rPr>
+      </w:pPr>
+      <w:r>
+        <w:rPr>
+          <w:noProof/>
           <w:lang w:val="en-US"/>
         </w:rPr>
         <w:lastRenderedPageBreak/>
@@ -3520,6 +3523,7 @@
       </w:pPr>
       <w:r>
         <w:rPr>
+          <w:noProof/>
           <w:lang w:val="en-US"/>
         </w:rPr>
         <w:drawing>
@@ -3605,6 +3609,7 @@
       </w:pPr>
       <w:r>
         <w:rPr>
+          <w:noProof/>
           <w:lang w:val="en-US"/>
         </w:rPr>
         <w:drawing>
@@ -3651,13 +3656,13 @@
         <w:jc w:val="center"/>
       </w:pPr>
       <w:r>
-        <w:t xml:space="preserve">Рисунок 2.8 – Результат пингования в </w:t>
-      </w:r>
-      <w:r>
-        <w:t>не</w:t>
-      </w:r>
-      <w:r>
-        <w:t>соответствующих виртуальных сетях</w:t>
+        <w:t>Рисунок 2.</w:t>
+      </w:r>
+      <w:r>
+        <w:t>9</w:t>
+      </w:r>
+      <w:r>
+        <w:t xml:space="preserve"> – Результат пингования в несоответствующих виртуальных сетях</w:t>
       </w:r>
     </w:p>
     <w:p>
@@ -3702,18 +3707,12 @@
       <w:pPr>
         <w:pStyle w:val="a5"/>
         <w:ind w:firstLine="0"/>
-        <w:rPr>
-          <w:lang w:val="en-US"/>
-        </w:rPr>
       </w:pPr>
       <w:r>
         <w:tab/>
         <w:t>Вывод</w:t>
       </w:r>
       <w:r>
-        <w:rPr>
-          <w:lang w:val="en-US"/>
-        </w:rPr>
         <w:t>:</w:t>
       </w:r>
     </w:p>
@@ -3781,7 +3780,7 @@
 </file>
 
 <file path=word/styles.xml><?xml version="1.0" encoding="utf-8"?>
-<w:styles xmlns:mc="http://schemas.openxmlformats.org/markup-compatibility/2006" xmlns:r="http://schemas.openxmlformats.org/officeDocument/2006/relationships" xmlns:w="http://schemas.openxmlformats.org/wordprocessingml/2006/main" xmlns:w14="http://schemas.microsoft.com/office/word/2010/wordml" xmlns:w15="http://schemas.microsoft.com/office/word/2012/wordml" xmlns:w16cex="http://schemas.microsoft.com/office/word/2018/wordml/cex" xmlns:w16cid="http://schemas.microsoft.com/office/word/2016/wordml/cid" xmlns:w16="http://schemas.microsoft.com/office/word/2018/wordml" xmlns:w16du="http://schemas.microsoft.com/office/word/2023/wordml/word16du" xmlns:w16sdtdh="http://schemas.microsoft.com/office/word/2020/wordml/sdtdatahash" xmlns:w16sdtfl="http://schemas.microsoft.com/office/word/2024/wordml/sdtformatlock" xmlns:w16se="http://schemas.microsoft.com/office/word/2015/wordml/symex" mc:Ignorable="w14 w15 w16se w16cid w16 w16cex w16sdtdh w16sdtfl w16du">
+<w:styles xmlns:mc="http://schemas.openxmlformats.org/markup-compatibility/2006" xmlns:r="http://schemas.openxmlformats.org/officeDocument/2006/relationships" xmlns:w="http://schemas.openxmlformats.org/wordprocessingml/2006/main" xmlns:w14="http://schemas.microsoft.com/office/word/2010/wordml" xmlns:w15="http://schemas.microsoft.com/office/word/2012/wordml" xmlns:w16cex="http://schemas.microsoft.com/office/word/2018/wordml/cex" xmlns:w16cid="http://schemas.microsoft.com/office/word/2016/wordml/cid" xmlns:w16="http://schemas.microsoft.com/office/word/2018/wordml" xmlns:w16sdtdh="http://schemas.microsoft.com/office/word/2020/wordml/sdtdatahash" xmlns:w16se="http://schemas.microsoft.com/office/word/2015/wordml/symex" mc:Ignorable="w14 w15 w16se w16cid w16 w16cex w16sdtdh">
   <w:docDefaults>
     <w:rPrDefault>
       <w:rPr>
@@ -4389,6 +4388,7 @@
   <w:style w:type="character" w:default="1" w:styleId="a0">
     <w:name w:val="Default Paragraph Font"/>
     <w:uiPriority w:val="1"/>
+    <w:semiHidden/>
     <w:unhideWhenUsed/>
   </w:style>
   <w:style w:type="table" w:default="1" w:styleId="a1">
